--- a/Optimalisasi-dan-Automasi/Modul-Word/Modul-14-Random-Forest-SVM-dan-Hyperparameter-Tuning.docx
+++ b/Optimalisasi-dan-Automasi/Modul-Word/Modul-14-Random-Forest-SVM-dan-Hyperparameter-Tuning.docx
@@ -2667,7 +2667,7 @@
       <w:r>
         <w:drawing>
           <wp:inline xmlns:a="http://schemas.openxmlformats.org/drawingml/2006/main" xmlns:pic="http://schemas.openxmlformats.org/drawingml/2006/picture">
-            <wp:extent cx="6912032" cy="1936865"/>
+            <wp:extent cx="5472000" cy="1533344"/>
             <wp:docPr id="1858245148" name="Picture 1858245148"/>
             <wp:cNvGraphicFramePr>
               <a:graphicFrameLocks noChangeAspect="1"/>
@@ -2688,7 +2688,7 @@
                   <pic:spPr>
                     <a:xfrm>
                       <a:off x="0" y="0"/>
-                      <a:ext cx="6912032" cy="1936865"/>
+                      <a:ext cx="5472000" cy="1533344"/>
                     </a:xfrm>
                     <a:prstGeom prst="rect"/>
                   </pic:spPr>
@@ -2875,7 +2875,7 @@
       <w:r>
         <w:drawing>
           <wp:inline xmlns:a="http://schemas.openxmlformats.org/drawingml/2006/main" xmlns:pic="http://schemas.openxmlformats.org/drawingml/2006/picture">
-            <wp:extent cx="8429105" cy="4039985"/>
+            <wp:extent cx="5472000" cy="2622674"/>
             <wp:docPr id="1858245149" name="Picture 1858245149"/>
             <wp:cNvGraphicFramePr>
               <a:graphicFrameLocks noChangeAspect="1"/>
@@ -2896,7 +2896,7 @@
                   <pic:spPr>
                     <a:xfrm>
                       <a:off x="0" y="0"/>
-                      <a:ext cx="8429105" cy="4039985"/>
+                      <a:ext cx="5472000" cy="2622674"/>
                     </a:xfrm>
                     <a:prstGeom prst="rect"/>
                   </pic:spPr>
@@ -3763,7 +3763,7 @@
       <w:r>
         <w:drawing>
           <wp:inline xmlns:a="http://schemas.openxmlformats.org/drawingml/2006/main" xmlns:pic="http://schemas.openxmlformats.org/drawingml/2006/picture">
-            <wp:extent cx="10253749" cy="3773978"/>
+            <wp:extent cx="5472000" cy="2014015"/>
             <wp:docPr id="1858245150" name="Picture 1858245150"/>
             <wp:cNvGraphicFramePr>
               <a:graphicFrameLocks noChangeAspect="1"/>
@@ -3784,7 +3784,7 @@
                   <pic:spPr>
                     <a:xfrm>
                       <a:off x="0" y="0"/>
-                      <a:ext cx="10253749" cy="3773978"/>
+                      <a:ext cx="5472000" cy="2014015"/>
                     </a:xfrm>
                     <a:prstGeom prst="rect"/>
                   </pic:spPr>
@@ -4473,7 +4473,7 @@
       <w:r>
         <w:drawing>
           <wp:inline xmlns:a="http://schemas.openxmlformats.org/drawingml/2006/main" xmlns:pic="http://schemas.openxmlformats.org/drawingml/2006/picture">
-            <wp:extent cx="6421581" cy="5685905"/>
+            <wp:extent cx="5082236" cy="4499999"/>
             <wp:docPr id="1858245151" name="Picture 1858245151"/>
             <wp:cNvGraphicFramePr>
               <a:graphicFrameLocks noChangeAspect="1"/>
@@ -4494,7 +4494,7 @@
                   <pic:spPr>
                     <a:xfrm>
                       <a:off x="0" y="0"/>
-                      <a:ext cx="6421581" cy="5685905"/>
+                      <a:ext cx="5082236" cy="4499999"/>
                     </a:xfrm>
                     <a:prstGeom prst="rect"/>
                   </pic:spPr>
@@ -4569,7 +4569,7 @@
       <w:r>
         <w:drawing>
           <wp:inline xmlns:a="http://schemas.openxmlformats.org/drawingml/2006/main" xmlns:pic="http://schemas.openxmlformats.org/drawingml/2006/picture">
-            <wp:extent cx="8013469" cy="3674225"/>
+            <wp:extent cx="5472000" cy="2508946"/>
             <wp:docPr id="1858245152" name="Picture 1858245152"/>
             <wp:cNvGraphicFramePr>
               <a:graphicFrameLocks noChangeAspect="1"/>
@@ -4590,7 +4590,7 @@
                   <pic:spPr>
                     <a:xfrm>
                       <a:off x="0" y="0"/>
-                      <a:ext cx="8013469" cy="3674225"/>
+                      <a:ext cx="5472000" cy="2508946"/>
                     </a:xfrm>
                     <a:prstGeom prst="rect"/>
                   </pic:spPr>
@@ -4665,7 +4665,7 @@
       <w:r>
         <w:drawing>
           <wp:inline xmlns:a="http://schemas.openxmlformats.org/drawingml/2006/main" xmlns:pic="http://schemas.openxmlformats.org/drawingml/2006/picture">
-            <wp:extent cx="6039196" cy="4954385"/>
+            <wp:extent cx="5472000" cy="4489073"/>
             <wp:docPr id="1858245153" name="Picture 1858245153"/>
             <wp:cNvGraphicFramePr>
               <a:graphicFrameLocks noChangeAspect="1"/>
@@ -4686,7 +4686,7 @@
                   <pic:spPr>
                     <a:xfrm>
                       <a:off x="0" y="0"/>
-                      <a:ext cx="6039196" cy="4954385"/>
+                      <a:ext cx="5472000" cy="4489073"/>
                     </a:xfrm>
                     <a:prstGeom prst="rect"/>
                   </pic:spPr>
@@ -5247,7 +5247,7 @@
       <w:r>
         <w:drawing>
           <wp:inline xmlns:a="http://schemas.openxmlformats.org/drawingml/2006/main" xmlns:pic="http://schemas.openxmlformats.org/drawingml/2006/picture">
-            <wp:extent cx="8611985" cy="3304309"/>
+            <wp:extent cx="5472000" cy="2099537"/>
             <wp:docPr id="1858245154" name="Picture 1858245154"/>
             <wp:cNvGraphicFramePr>
               <a:graphicFrameLocks noChangeAspect="1"/>
@@ -5268,7 +5268,7 @@
                   <pic:spPr>
                     <a:xfrm>
                       <a:off x="0" y="0"/>
-                      <a:ext cx="8611985" cy="3304309"/>
+                      <a:ext cx="5472000" cy="2099537"/>
                     </a:xfrm>
                     <a:prstGeom prst="rect"/>
                   </pic:spPr>
@@ -5456,7 +5456,7 @@
       <w:r>
         <w:drawing>
           <wp:inline xmlns:a="http://schemas.openxmlformats.org/drawingml/2006/main" xmlns:pic="http://schemas.openxmlformats.org/drawingml/2006/picture">
-            <wp:extent cx="4060767" cy="5469774"/>
+            <wp:extent cx="3340805" cy="4499999"/>
             <wp:docPr id="1858245155" name="Picture 1858245155"/>
             <wp:cNvGraphicFramePr>
               <a:graphicFrameLocks noChangeAspect="1"/>
@@ -5477,7 +5477,7 @@
                   <pic:spPr>
                     <a:xfrm>
                       <a:off x="0" y="0"/>
-                      <a:ext cx="4060767" cy="5469774"/>
+                      <a:ext cx="3340805" cy="4499999"/>
                     </a:xfrm>
                     <a:prstGeom prst="rect"/>
                   </pic:spPr>

--- a/Optimalisasi-dan-Automasi/Modul-Word/Modul-14-Random-Forest-SVM-dan-Hyperparameter-Tuning.docx
+++ b/Optimalisasi-dan-Automasi/Modul-Word/Modul-14-Random-Forest-SVM-dan-Hyperparameter-Tuning.docx
@@ -2973,12 +2973,18 @@
         <w:tc>
           <w:tcPr>
             <w:tcW w:type="dxa" w:w="2197"/>
+            <w:tcMar>
+              <w:top w:w="40" w:type="dxa"/>
+              <w:bottom w:w="40" w:type="dxa"/>
+              <w:left w:w="100" w:type="dxa"/>
+              <w:right w:w="100" w:type="dxa"/>
+            </w:tcMar>
             <w:shd w:val="clear" w:fill="DCE4F1"/>
           </w:tcPr>
           <w:p>
             <w:pPr>
               <w:keepNext/>
-              <w:spacing w:after="0"/>
+              <w:spacing w:line="240" w:lineRule="auto" w:before="0" w:after="0"/>
             </w:pPr>
             <w:r>
               <w:rPr>
@@ -2994,12 +3000,18 @@
         <w:tc>
           <w:tcPr>
             <w:tcW w:type="dxa" w:w="2197"/>
+            <w:tcMar>
+              <w:top w:w="40" w:type="dxa"/>
+              <w:bottom w:w="40" w:type="dxa"/>
+              <w:left w:w="100" w:type="dxa"/>
+              <w:right w:w="100" w:type="dxa"/>
+            </w:tcMar>
             <w:shd w:val="clear" w:fill="DCE4F1"/>
           </w:tcPr>
           <w:p>
             <w:pPr>
               <w:keepNext/>
-              <w:spacing w:after="0"/>
+              <w:spacing w:line="240" w:lineRule="auto" w:before="0" w:after="0"/>
             </w:pPr>
             <w:r>
               <w:rPr>
@@ -3015,12 +3027,18 @@
         <w:tc>
           <w:tcPr>
             <w:tcW w:type="dxa" w:w="2197"/>
+            <w:tcMar>
+              <w:top w:w="40" w:type="dxa"/>
+              <w:bottom w:w="40" w:type="dxa"/>
+              <w:left w:w="100" w:type="dxa"/>
+              <w:right w:w="100" w:type="dxa"/>
+            </w:tcMar>
             <w:shd w:val="clear" w:fill="DCE4F1"/>
           </w:tcPr>
           <w:p>
             <w:pPr>
               <w:keepNext/>
-              <w:spacing w:after="0"/>
+              <w:spacing w:line="240" w:lineRule="auto" w:before="0" w:after="0"/>
             </w:pPr>
             <w:r>
               <w:rPr>
@@ -3036,12 +3054,18 @@
         <w:tc>
           <w:tcPr>
             <w:tcW w:type="dxa" w:w="2197"/>
+            <w:tcMar>
+              <w:top w:w="40" w:type="dxa"/>
+              <w:bottom w:w="40" w:type="dxa"/>
+              <w:left w:w="100" w:type="dxa"/>
+              <w:right w:w="100" w:type="dxa"/>
+            </w:tcMar>
             <w:shd w:val="clear" w:fill="DCE4F1"/>
           </w:tcPr>
           <w:p>
             <w:pPr>
               <w:keepNext/>
-              <w:spacing w:after="0"/>
+              <w:spacing w:line="240" w:lineRule="auto" w:before="0" w:after="0"/>
             </w:pPr>
             <w:r>
               <w:rPr>
@@ -3062,11 +3086,17 @@
         <w:tc>
           <w:tcPr>
             <w:tcW w:type="dxa" w:w="2197"/>
+            <w:tcMar>
+              <w:top w:w="40" w:type="dxa"/>
+              <w:bottom w:w="40" w:type="dxa"/>
+              <w:left w:w="100" w:type="dxa"/>
+              <w:right w:w="100" w:type="dxa"/>
+            </w:tcMar>
           </w:tcPr>
           <w:p>
             <w:pPr>
               <w:keepNext/>
-              <w:spacing w:after="0"/>
+              <w:spacing w:line="240" w:lineRule="auto" w:before="0" w:after="0"/>
             </w:pPr>
             <w:r>
               <w:rPr>
@@ -3082,11 +3112,17 @@
         <w:tc>
           <w:tcPr>
             <w:tcW w:type="dxa" w:w="2197"/>
+            <w:tcMar>
+              <w:top w:w="40" w:type="dxa"/>
+              <w:bottom w:w="40" w:type="dxa"/>
+              <w:left w:w="100" w:type="dxa"/>
+              <w:right w:w="100" w:type="dxa"/>
+            </w:tcMar>
           </w:tcPr>
           <w:p>
             <w:pPr>
               <w:keepNext/>
-              <w:spacing w:after="0"/>
+              <w:spacing w:line="240" w:lineRule="auto" w:before="0" w:after="0"/>
             </w:pPr>
             <w:r>
               <w:rPr>
@@ -3102,11 +3138,17 @@
         <w:tc>
           <w:tcPr>
             <w:tcW w:type="dxa" w:w="2197"/>
+            <w:tcMar>
+              <w:top w:w="40" w:type="dxa"/>
+              <w:bottom w:w="40" w:type="dxa"/>
+              <w:left w:w="100" w:type="dxa"/>
+              <w:right w:w="100" w:type="dxa"/>
+            </w:tcMar>
           </w:tcPr>
           <w:p>
             <w:pPr>
               <w:keepNext/>
-              <w:spacing w:after="0"/>
+              <w:spacing w:line="240" w:lineRule="auto" w:before="0" w:after="0"/>
             </w:pPr>
             <w:r>
               <w:rPr>
@@ -3122,11 +3164,17 @@
         <w:tc>
           <w:tcPr>
             <w:tcW w:type="dxa" w:w="2197"/>
+            <w:tcMar>
+              <w:top w:w="40" w:type="dxa"/>
+              <w:bottom w:w="40" w:type="dxa"/>
+              <w:left w:w="100" w:type="dxa"/>
+              <w:right w:w="100" w:type="dxa"/>
+            </w:tcMar>
           </w:tcPr>
           <w:p>
             <w:pPr>
               <w:keepNext/>
-              <w:spacing w:after="0"/>
+              <w:spacing w:line="240" w:lineRule="auto" w:before="0" w:after="0"/>
             </w:pPr>
             <w:r>
               <w:rPr>
@@ -3147,11 +3195,17 @@
         <w:tc>
           <w:tcPr>
             <w:tcW w:type="dxa" w:w="2197"/>
+            <w:tcMar>
+              <w:top w:w="40" w:type="dxa"/>
+              <w:bottom w:w="40" w:type="dxa"/>
+              <w:left w:w="100" w:type="dxa"/>
+              <w:right w:w="100" w:type="dxa"/>
+            </w:tcMar>
           </w:tcPr>
           <w:p>
             <w:pPr>
               <w:keepNext/>
-              <w:spacing w:after="0"/>
+              <w:spacing w:line="240" w:lineRule="auto" w:before="0" w:after="0"/>
             </w:pPr>
             <w:r>
               <w:rPr>
@@ -3167,11 +3221,17 @@
         <w:tc>
           <w:tcPr>
             <w:tcW w:type="dxa" w:w="2197"/>
+            <w:tcMar>
+              <w:top w:w="40" w:type="dxa"/>
+              <w:bottom w:w="40" w:type="dxa"/>
+              <w:left w:w="100" w:type="dxa"/>
+              <w:right w:w="100" w:type="dxa"/>
+            </w:tcMar>
           </w:tcPr>
           <w:p>
             <w:pPr>
               <w:keepNext/>
-              <w:spacing w:after="0"/>
+              <w:spacing w:line="240" w:lineRule="auto" w:before="0" w:after="0"/>
             </w:pPr>
             <w:r>
               <w:rPr>
@@ -3187,11 +3247,17 @@
         <w:tc>
           <w:tcPr>
             <w:tcW w:type="dxa" w:w="2197"/>
+            <w:tcMar>
+              <w:top w:w="40" w:type="dxa"/>
+              <w:bottom w:w="40" w:type="dxa"/>
+              <w:left w:w="100" w:type="dxa"/>
+              <w:right w:w="100" w:type="dxa"/>
+            </w:tcMar>
           </w:tcPr>
           <w:p>
             <w:pPr>
               <w:keepNext/>
-              <w:spacing w:after="0"/>
+              <w:spacing w:line="240" w:lineRule="auto" w:before="0" w:after="0"/>
             </w:pPr>
             <w:r>
               <w:rPr>
@@ -3207,11 +3273,17 @@
         <w:tc>
           <w:tcPr>
             <w:tcW w:type="dxa" w:w="2197"/>
+            <w:tcMar>
+              <w:top w:w="40" w:type="dxa"/>
+              <w:bottom w:w="40" w:type="dxa"/>
+              <w:left w:w="100" w:type="dxa"/>
+              <w:right w:w="100" w:type="dxa"/>
+            </w:tcMar>
           </w:tcPr>
           <w:p>
             <w:pPr>
               <w:keepNext/>
-              <w:spacing w:after="0"/>
+              <w:spacing w:line="240" w:lineRule="auto" w:before="0" w:after="0"/>
             </w:pPr>
             <w:r>
               <w:rPr>
@@ -3232,11 +3304,17 @@
         <w:tc>
           <w:tcPr>
             <w:tcW w:type="dxa" w:w="2197"/>
+            <w:tcMar>
+              <w:top w:w="40" w:type="dxa"/>
+              <w:bottom w:w="40" w:type="dxa"/>
+              <w:left w:w="100" w:type="dxa"/>
+              <w:right w:w="100" w:type="dxa"/>
+            </w:tcMar>
           </w:tcPr>
           <w:p>
             <w:pPr>
               <w:keepNext/>
-              <w:spacing w:after="0"/>
+              <w:spacing w:line="240" w:lineRule="auto" w:before="0" w:after="0"/>
             </w:pPr>
             <w:r>
               <w:rPr>
@@ -3252,11 +3330,17 @@
         <w:tc>
           <w:tcPr>
             <w:tcW w:type="dxa" w:w="2197"/>
+            <w:tcMar>
+              <w:top w:w="40" w:type="dxa"/>
+              <w:bottom w:w="40" w:type="dxa"/>
+              <w:left w:w="100" w:type="dxa"/>
+              <w:right w:w="100" w:type="dxa"/>
+            </w:tcMar>
           </w:tcPr>
           <w:p>
             <w:pPr>
               <w:keepNext/>
-              <w:spacing w:after="0"/>
+              <w:spacing w:line="240" w:lineRule="auto" w:before="0" w:after="0"/>
             </w:pPr>
             <w:r>
               <w:rPr>
@@ -3272,11 +3356,17 @@
         <w:tc>
           <w:tcPr>
             <w:tcW w:type="dxa" w:w="2197"/>
+            <w:tcMar>
+              <w:top w:w="40" w:type="dxa"/>
+              <w:bottom w:w="40" w:type="dxa"/>
+              <w:left w:w="100" w:type="dxa"/>
+              <w:right w:w="100" w:type="dxa"/>
+            </w:tcMar>
           </w:tcPr>
           <w:p>
             <w:pPr>
               <w:keepNext/>
-              <w:spacing w:after="0"/>
+              <w:spacing w:line="240" w:lineRule="auto" w:before="0" w:after="0"/>
             </w:pPr>
             <w:r>
               <w:rPr>
@@ -3292,11 +3382,17 @@
         <w:tc>
           <w:tcPr>
             <w:tcW w:type="dxa" w:w="2197"/>
+            <w:tcMar>
+              <w:top w:w="40" w:type="dxa"/>
+              <w:bottom w:w="40" w:type="dxa"/>
+              <w:left w:w="100" w:type="dxa"/>
+              <w:right w:w="100" w:type="dxa"/>
+            </w:tcMar>
           </w:tcPr>
           <w:p>
             <w:pPr>
               <w:keepNext/>
-              <w:spacing w:after="0"/>
+              <w:spacing w:line="240" w:lineRule="auto" w:before="0" w:after="0"/>
             </w:pPr>
             <w:r>
               <w:rPr>
@@ -3317,11 +3413,17 @@
         <w:tc>
           <w:tcPr>
             <w:tcW w:type="dxa" w:w="2197"/>
+            <w:tcMar>
+              <w:top w:w="40" w:type="dxa"/>
+              <w:bottom w:w="40" w:type="dxa"/>
+              <w:left w:w="100" w:type="dxa"/>
+              <w:right w:w="100" w:type="dxa"/>
+            </w:tcMar>
           </w:tcPr>
           <w:p>
             <w:pPr>
               <w:keepNext/>
-              <w:spacing w:after="0"/>
+              <w:spacing w:line="240" w:lineRule="auto" w:before="0" w:after="0"/>
             </w:pPr>
             <w:r>
               <w:rPr>
@@ -3337,11 +3439,17 @@
         <w:tc>
           <w:tcPr>
             <w:tcW w:type="dxa" w:w="2197"/>
+            <w:tcMar>
+              <w:top w:w="40" w:type="dxa"/>
+              <w:bottom w:w="40" w:type="dxa"/>
+              <w:left w:w="100" w:type="dxa"/>
+              <w:right w:w="100" w:type="dxa"/>
+            </w:tcMar>
           </w:tcPr>
           <w:p>
             <w:pPr>
               <w:keepNext/>
-              <w:spacing w:after="0"/>
+              <w:spacing w:line="240" w:lineRule="auto" w:before="0" w:after="0"/>
             </w:pPr>
             <w:r>
               <w:rPr>
@@ -3357,11 +3465,17 @@
         <w:tc>
           <w:tcPr>
             <w:tcW w:type="dxa" w:w="2197"/>
+            <w:tcMar>
+              <w:top w:w="40" w:type="dxa"/>
+              <w:bottom w:w="40" w:type="dxa"/>
+              <w:left w:w="100" w:type="dxa"/>
+              <w:right w:w="100" w:type="dxa"/>
+            </w:tcMar>
           </w:tcPr>
           <w:p>
             <w:pPr>
               <w:keepNext/>
-              <w:spacing w:after="0"/>
+              <w:spacing w:line="240" w:lineRule="auto" w:before="0" w:after="0"/>
             </w:pPr>
             <w:r>
               <w:rPr>
@@ -3377,11 +3491,17 @@
         <w:tc>
           <w:tcPr>
             <w:tcW w:type="dxa" w:w="2197"/>
+            <w:tcMar>
+              <w:top w:w="40" w:type="dxa"/>
+              <w:bottom w:w="40" w:type="dxa"/>
+              <w:left w:w="100" w:type="dxa"/>
+              <w:right w:w="100" w:type="dxa"/>
+            </w:tcMar>
           </w:tcPr>
           <w:p>
             <w:pPr>
               <w:keepNext/>
-              <w:spacing w:after="0"/>
+              <w:spacing w:line="240" w:lineRule="auto" w:before="0" w:after="0"/>
             </w:pPr>
             <w:r>
               <w:rPr>
@@ -3402,11 +3522,17 @@
         <w:tc>
           <w:tcPr>
             <w:tcW w:type="dxa" w:w="2197"/>
+            <w:tcMar>
+              <w:top w:w="40" w:type="dxa"/>
+              <w:bottom w:w="40" w:type="dxa"/>
+              <w:left w:w="100" w:type="dxa"/>
+              <w:right w:w="100" w:type="dxa"/>
+            </w:tcMar>
           </w:tcPr>
           <w:p>
             <w:pPr>
               <w:keepNext/>
-              <w:spacing w:after="0"/>
+              <w:spacing w:line="240" w:lineRule="auto" w:before="0" w:after="0"/>
             </w:pPr>
             <w:r>
               <w:rPr>
@@ -3422,11 +3548,17 @@
         <w:tc>
           <w:tcPr>
             <w:tcW w:type="dxa" w:w="2197"/>
+            <w:tcMar>
+              <w:top w:w="40" w:type="dxa"/>
+              <w:bottom w:w="40" w:type="dxa"/>
+              <w:left w:w="100" w:type="dxa"/>
+              <w:right w:w="100" w:type="dxa"/>
+            </w:tcMar>
           </w:tcPr>
           <w:p>
             <w:pPr>
               <w:keepNext/>
-              <w:spacing w:after="0"/>
+              <w:spacing w:line="240" w:lineRule="auto" w:before="0" w:after="0"/>
             </w:pPr>
             <w:r>
               <w:rPr>
@@ -3442,11 +3574,17 @@
         <w:tc>
           <w:tcPr>
             <w:tcW w:type="dxa" w:w="2197"/>
+            <w:tcMar>
+              <w:top w:w="40" w:type="dxa"/>
+              <w:bottom w:w="40" w:type="dxa"/>
+              <w:left w:w="100" w:type="dxa"/>
+              <w:right w:w="100" w:type="dxa"/>
+            </w:tcMar>
           </w:tcPr>
           <w:p>
             <w:pPr>
               <w:keepNext/>
-              <w:spacing w:after="0"/>
+              <w:spacing w:line="240" w:lineRule="auto" w:before="0" w:after="0"/>
             </w:pPr>
             <w:r>
               <w:rPr>
@@ -3462,11 +3600,17 @@
         <w:tc>
           <w:tcPr>
             <w:tcW w:type="dxa" w:w="2197"/>
+            <w:tcMar>
+              <w:top w:w="40" w:type="dxa"/>
+              <w:bottom w:w="40" w:type="dxa"/>
+              <w:left w:w="100" w:type="dxa"/>
+              <w:right w:w="100" w:type="dxa"/>
+            </w:tcMar>
           </w:tcPr>
           <w:p>
             <w:pPr>
               <w:keepNext/>
-              <w:spacing w:after="0"/>
+              <w:spacing w:line="240" w:lineRule="auto" w:before="0" w:after="0"/>
             </w:pPr>
             <w:r>
               <w:rPr>
@@ -3487,11 +3631,17 @@
         <w:tc>
           <w:tcPr>
             <w:tcW w:type="dxa" w:w="2197"/>
+            <w:tcMar>
+              <w:top w:w="40" w:type="dxa"/>
+              <w:bottom w:w="40" w:type="dxa"/>
+              <w:left w:w="100" w:type="dxa"/>
+              <w:right w:w="100" w:type="dxa"/>
+            </w:tcMar>
           </w:tcPr>
           <w:p>
             <w:pPr>
               <w:keepNext/>
-              <w:spacing w:after="0"/>
+              <w:spacing w:line="240" w:lineRule="auto" w:before="0" w:after="0"/>
             </w:pPr>
             <w:r>
               <w:rPr>
@@ -3507,11 +3657,17 @@
         <w:tc>
           <w:tcPr>
             <w:tcW w:type="dxa" w:w="2197"/>
+            <w:tcMar>
+              <w:top w:w="40" w:type="dxa"/>
+              <w:bottom w:w="40" w:type="dxa"/>
+              <w:left w:w="100" w:type="dxa"/>
+              <w:right w:w="100" w:type="dxa"/>
+            </w:tcMar>
           </w:tcPr>
           <w:p>
             <w:pPr>
               <w:keepNext/>
-              <w:spacing w:after="0"/>
+              <w:spacing w:line="240" w:lineRule="auto" w:before="0" w:after="0"/>
             </w:pPr>
             <w:r>
               <w:rPr>
@@ -3527,11 +3683,17 @@
         <w:tc>
           <w:tcPr>
             <w:tcW w:type="dxa" w:w="2197"/>
+            <w:tcMar>
+              <w:top w:w="40" w:type="dxa"/>
+              <w:bottom w:w="40" w:type="dxa"/>
+              <w:left w:w="100" w:type="dxa"/>
+              <w:right w:w="100" w:type="dxa"/>
+            </w:tcMar>
           </w:tcPr>
           <w:p>
             <w:pPr>
               <w:keepNext/>
-              <w:spacing w:after="0"/>
+              <w:spacing w:line="240" w:lineRule="auto" w:before="0" w:after="0"/>
             </w:pPr>
             <w:r>
               <w:rPr>
@@ -3547,11 +3709,17 @@
         <w:tc>
           <w:tcPr>
             <w:tcW w:type="dxa" w:w="2197"/>
+            <w:tcMar>
+              <w:top w:w="40" w:type="dxa"/>
+              <w:bottom w:w="40" w:type="dxa"/>
+              <w:left w:w="100" w:type="dxa"/>
+              <w:right w:w="100" w:type="dxa"/>
+            </w:tcMar>
           </w:tcPr>
           <w:p>
             <w:pPr>
               <w:keepNext/>
-              <w:spacing w:after="0"/>
+              <w:spacing w:line="240" w:lineRule="auto" w:before="0" w:after="0"/>
             </w:pPr>
             <w:r>
               <w:rPr>
@@ -3572,10 +3740,16 @@
         <w:tc>
           <w:tcPr>
             <w:tcW w:type="dxa" w:w="2197"/>
+            <w:tcMar>
+              <w:top w:w="40" w:type="dxa"/>
+              <w:bottom w:w="40" w:type="dxa"/>
+              <w:left w:w="100" w:type="dxa"/>
+              <w:right w:w="100" w:type="dxa"/>
+            </w:tcMar>
           </w:tcPr>
           <w:p>
             <w:pPr>
-              <w:spacing w:after="0"/>
+              <w:spacing w:line="240" w:lineRule="auto" w:before="0" w:after="0"/>
             </w:pPr>
             <w:r>
               <w:rPr>
@@ -3591,10 +3765,16 @@
         <w:tc>
           <w:tcPr>
             <w:tcW w:type="dxa" w:w="2197"/>
+            <w:tcMar>
+              <w:top w:w="40" w:type="dxa"/>
+              <w:bottom w:w="40" w:type="dxa"/>
+              <w:left w:w="100" w:type="dxa"/>
+              <w:right w:w="100" w:type="dxa"/>
+            </w:tcMar>
           </w:tcPr>
           <w:p>
             <w:pPr>
-              <w:spacing w:after="0"/>
+              <w:spacing w:line="240" w:lineRule="auto" w:before="0" w:after="0"/>
             </w:pPr>
             <w:r>
               <w:rPr>
@@ -3610,10 +3790,16 @@
         <w:tc>
           <w:tcPr>
             <w:tcW w:type="dxa" w:w="2197"/>
+            <w:tcMar>
+              <w:top w:w="40" w:type="dxa"/>
+              <w:bottom w:w="40" w:type="dxa"/>
+              <w:left w:w="100" w:type="dxa"/>
+              <w:right w:w="100" w:type="dxa"/>
+            </w:tcMar>
           </w:tcPr>
           <w:p>
             <w:pPr>
-              <w:spacing w:after="0"/>
+              <w:spacing w:line="240" w:lineRule="auto" w:before="0" w:after="0"/>
             </w:pPr>
             <w:r>
               <w:rPr>
@@ -3629,10 +3815,16 @@
         <w:tc>
           <w:tcPr>
             <w:tcW w:type="dxa" w:w="2197"/>
+            <w:tcMar>
+              <w:top w:w="40" w:type="dxa"/>
+              <w:bottom w:w="40" w:type="dxa"/>
+              <w:left w:w="100" w:type="dxa"/>
+              <w:right w:w="100" w:type="dxa"/>
+            </w:tcMar>
           </w:tcPr>
           <w:p>
             <w:pPr>
-              <w:spacing w:after="0"/>
+              <w:spacing w:line="240" w:lineRule="auto" w:before="0" w:after="0"/>
             </w:pPr>
             <w:r>
               <w:rPr>
@@ -3763,7 +3955,7 @@
       <w:r>
         <w:drawing>
           <wp:inline xmlns:a="http://schemas.openxmlformats.org/drawingml/2006/main" xmlns:pic="http://schemas.openxmlformats.org/drawingml/2006/picture">
-            <wp:extent cx="5472000" cy="2014015"/>
+            <wp:extent cx="4890528" cy="1800000"/>
             <wp:docPr id="1858245150" name="Picture 1858245150"/>
             <wp:cNvGraphicFramePr>
               <a:graphicFrameLocks noChangeAspect="1"/>
@@ -3784,7 +3976,7 @@
                   <pic:spPr>
                     <a:xfrm>
                       <a:off x="0" y="0"/>
-                      <a:ext cx="5472000" cy="2014015"/>
+                      <a:ext cx="4890528" cy="1800000"/>
                     </a:xfrm>
                     <a:prstGeom prst="rect"/>
                   </pic:spPr>
@@ -3862,12 +4054,18 @@
         <w:tc>
           <w:tcPr>
             <w:tcW w:type="dxa" w:w="1757"/>
+            <w:tcMar>
+              <w:top w:w="40" w:type="dxa"/>
+              <w:bottom w:w="40" w:type="dxa"/>
+              <w:left w:w="100" w:type="dxa"/>
+              <w:right w:w="100" w:type="dxa"/>
+            </w:tcMar>
             <w:shd w:val="clear" w:fill="DCE4F1"/>
           </w:tcPr>
           <w:p>
             <w:pPr>
               <w:keepNext/>
-              <w:spacing w:after="0"/>
+              <w:spacing w:line="240" w:lineRule="auto" w:before="0" w:after="0"/>
             </w:pPr>
             <w:r>
               <w:rPr>
@@ -3883,12 +4081,18 @@
         <w:tc>
           <w:tcPr>
             <w:tcW w:type="dxa" w:w="1757"/>
+            <w:tcMar>
+              <w:top w:w="40" w:type="dxa"/>
+              <w:bottom w:w="40" w:type="dxa"/>
+              <w:left w:w="100" w:type="dxa"/>
+              <w:right w:w="100" w:type="dxa"/>
+            </w:tcMar>
             <w:shd w:val="clear" w:fill="DCE4F1"/>
           </w:tcPr>
           <w:p>
             <w:pPr>
               <w:keepNext/>
-              <w:spacing w:after="0"/>
+              <w:spacing w:line="240" w:lineRule="auto" w:before="0" w:after="0"/>
             </w:pPr>
             <w:r>
               <w:rPr>
@@ -3904,12 +4108,18 @@
         <w:tc>
           <w:tcPr>
             <w:tcW w:type="dxa" w:w="1757"/>
+            <w:tcMar>
+              <w:top w:w="40" w:type="dxa"/>
+              <w:bottom w:w="40" w:type="dxa"/>
+              <w:left w:w="100" w:type="dxa"/>
+              <w:right w:w="100" w:type="dxa"/>
+            </w:tcMar>
             <w:shd w:val="clear" w:fill="DCE4F1"/>
           </w:tcPr>
           <w:p>
             <w:pPr>
               <w:keepNext/>
-              <w:spacing w:after="0"/>
+              <w:spacing w:line="240" w:lineRule="auto" w:before="0" w:after="0"/>
             </w:pPr>
             <w:r>
               <w:rPr>
@@ -3925,12 +4135,18 @@
         <w:tc>
           <w:tcPr>
             <w:tcW w:type="dxa" w:w="1757"/>
+            <w:tcMar>
+              <w:top w:w="40" w:type="dxa"/>
+              <w:bottom w:w="40" w:type="dxa"/>
+              <w:left w:w="100" w:type="dxa"/>
+              <w:right w:w="100" w:type="dxa"/>
+            </w:tcMar>
             <w:shd w:val="clear" w:fill="DCE4F1"/>
           </w:tcPr>
           <w:p>
             <w:pPr>
               <w:keepNext/>
-              <w:spacing w:after="0"/>
+              <w:spacing w:line="240" w:lineRule="auto" w:before="0" w:after="0"/>
             </w:pPr>
             <w:r>
               <w:rPr>
@@ -3946,12 +4162,18 @@
         <w:tc>
           <w:tcPr>
             <w:tcW w:type="dxa" w:w="1757"/>
+            <w:tcMar>
+              <w:top w:w="40" w:type="dxa"/>
+              <w:bottom w:w="40" w:type="dxa"/>
+              <w:left w:w="100" w:type="dxa"/>
+              <w:right w:w="100" w:type="dxa"/>
+            </w:tcMar>
             <w:shd w:val="clear" w:fill="DCE4F1"/>
           </w:tcPr>
           <w:p>
             <w:pPr>
               <w:keepNext/>
-              <w:spacing w:after="0"/>
+              <w:spacing w:line="240" w:lineRule="auto" w:before="0" w:after="0"/>
             </w:pPr>
             <w:r>
               <w:rPr>
@@ -3972,11 +4194,17 @@
         <w:tc>
           <w:tcPr>
             <w:tcW w:type="dxa" w:w="1757"/>
+            <w:tcMar>
+              <w:top w:w="40" w:type="dxa"/>
+              <w:bottom w:w="40" w:type="dxa"/>
+              <w:left w:w="100" w:type="dxa"/>
+              <w:right w:w="100" w:type="dxa"/>
+            </w:tcMar>
           </w:tcPr>
           <w:p>
             <w:pPr>
               <w:keepNext/>
-              <w:spacing w:after="0"/>
+              <w:spacing w:line="240" w:lineRule="auto" w:before="0" w:after="0"/>
             </w:pPr>
             <w:r>
               <w:rPr>
@@ -3992,11 +4220,17 @@
         <w:tc>
           <w:tcPr>
             <w:tcW w:type="dxa" w:w="1757"/>
+            <w:tcMar>
+              <w:top w:w="40" w:type="dxa"/>
+              <w:bottom w:w="40" w:type="dxa"/>
+              <w:left w:w="100" w:type="dxa"/>
+              <w:right w:w="100" w:type="dxa"/>
+            </w:tcMar>
           </w:tcPr>
           <w:p>
             <w:pPr>
               <w:keepNext/>
-              <w:spacing w:after="0"/>
+              <w:spacing w:line="240" w:lineRule="auto" w:before="0" w:after="0"/>
             </w:pPr>
             <w:r>
               <w:rPr>
@@ -4012,11 +4246,17 @@
         <w:tc>
           <w:tcPr>
             <w:tcW w:type="dxa" w:w="1757"/>
+            <w:tcMar>
+              <w:top w:w="40" w:type="dxa"/>
+              <w:bottom w:w="40" w:type="dxa"/>
+              <w:left w:w="100" w:type="dxa"/>
+              <w:right w:w="100" w:type="dxa"/>
+            </w:tcMar>
           </w:tcPr>
           <w:p>
             <w:pPr>
               <w:keepNext/>
-              <w:spacing w:after="0"/>
+              <w:spacing w:line="240" w:lineRule="auto" w:before="0" w:after="0"/>
             </w:pPr>
             <w:r>
               <w:rPr>
@@ -4032,11 +4272,17 @@
         <w:tc>
           <w:tcPr>
             <w:tcW w:type="dxa" w:w="1757"/>
+            <w:tcMar>
+              <w:top w:w="40" w:type="dxa"/>
+              <w:bottom w:w="40" w:type="dxa"/>
+              <w:left w:w="100" w:type="dxa"/>
+              <w:right w:w="100" w:type="dxa"/>
+            </w:tcMar>
           </w:tcPr>
           <w:p>
             <w:pPr>
               <w:keepNext/>
-              <w:spacing w:after="0"/>
+              <w:spacing w:line="240" w:lineRule="auto" w:before="0" w:after="0"/>
             </w:pPr>
             <w:r>
               <w:rPr>
@@ -4052,11 +4298,17 @@
         <w:tc>
           <w:tcPr>
             <w:tcW w:type="dxa" w:w="1757"/>
+            <w:tcMar>
+              <w:top w:w="40" w:type="dxa"/>
+              <w:bottom w:w="40" w:type="dxa"/>
+              <w:left w:w="100" w:type="dxa"/>
+              <w:right w:w="100" w:type="dxa"/>
+            </w:tcMar>
           </w:tcPr>
           <w:p>
             <w:pPr>
               <w:keepNext/>
-              <w:spacing w:after="0"/>
+              <w:spacing w:line="240" w:lineRule="auto" w:before="0" w:after="0"/>
             </w:pPr>
             <w:r>
               <w:rPr>
@@ -4077,11 +4329,17 @@
         <w:tc>
           <w:tcPr>
             <w:tcW w:type="dxa" w:w="1757"/>
+            <w:tcMar>
+              <w:top w:w="40" w:type="dxa"/>
+              <w:bottom w:w="40" w:type="dxa"/>
+              <w:left w:w="100" w:type="dxa"/>
+              <w:right w:w="100" w:type="dxa"/>
+            </w:tcMar>
           </w:tcPr>
           <w:p>
             <w:pPr>
               <w:keepNext/>
-              <w:spacing w:after="0"/>
+              <w:spacing w:line="240" w:lineRule="auto" w:before="0" w:after="0"/>
             </w:pPr>
             <w:r>
               <w:rPr>
@@ -4097,11 +4355,17 @@
         <w:tc>
           <w:tcPr>
             <w:tcW w:type="dxa" w:w="1757"/>
+            <w:tcMar>
+              <w:top w:w="40" w:type="dxa"/>
+              <w:bottom w:w="40" w:type="dxa"/>
+              <w:left w:w="100" w:type="dxa"/>
+              <w:right w:w="100" w:type="dxa"/>
+            </w:tcMar>
           </w:tcPr>
           <w:p>
             <w:pPr>
               <w:keepNext/>
-              <w:spacing w:after="0"/>
+              <w:spacing w:line="240" w:lineRule="auto" w:before="0" w:after="0"/>
             </w:pPr>
             <w:r>
               <w:rPr>
@@ -4117,11 +4381,17 @@
         <w:tc>
           <w:tcPr>
             <w:tcW w:type="dxa" w:w="1757"/>
+            <w:tcMar>
+              <w:top w:w="40" w:type="dxa"/>
+              <w:bottom w:w="40" w:type="dxa"/>
+              <w:left w:w="100" w:type="dxa"/>
+              <w:right w:w="100" w:type="dxa"/>
+            </w:tcMar>
           </w:tcPr>
           <w:p>
             <w:pPr>
               <w:keepNext/>
-              <w:spacing w:after="0"/>
+              <w:spacing w:line="240" w:lineRule="auto" w:before="0" w:after="0"/>
             </w:pPr>
             <w:r>
               <w:rPr>
@@ -4137,11 +4407,17 @@
         <w:tc>
           <w:tcPr>
             <w:tcW w:type="dxa" w:w="1757"/>
+            <w:tcMar>
+              <w:top w:w="40" w:type="dxa"/>
+              <w:bottom w:w="40" w:type="dxa"/>
+              <w:left w:w="100" w:type="dxa"/>
+              <w:right w:w="100" w:type="dxa"/>
+            </w:tcMar>
           </w:tcPr>
           <w:p>
             <w:pPr>
               <w:keepNext/>
-              <w:spacing w:after="0"/>
+              <w:spacing w:line="240" w:lineRule="auto" w:before="0" w:after="0"/>
             </w:pPr>
             <w:r>
               <w:rPr>
@@ -4157,11 +4433,17 @@
         <w:tc>
           <w:tcPr>
             <w:tcW w:type="dxa" w:w="1757"/>
+            <w:tcMar>
+              <w:top w:w="40" w:type="dxa"/>
+              <w:bottom w:w="40" w:type="dxa"/>
+              <w:left w:w="100" w:type="dxa"/>
+              <w:right w:w="100" w:type="dxa"/>
+            </w:tcMar>
           </w:tcPr>
           <w:p>
             <w:pPr>
               <w:keepNext/>
-              <w:spacing w:after="0"/>
+              <w:spacing w:line="240" w:lineRule="auto" w:before="0" w:after="0"/>
             </w:pPr>
             <w:r>
               <w:rPr>
@@ -4182,11 +4464,17 @@
         <w:tc>
           <w:tcPr>
             <w:tcW w:type="dxa" w:w="1757"/>
+            <w:tcMar>
+              <w:top w:w="40" w:type="dxa"/>
+              <w:bottom w:w="40" w:type="dxa"/>
+              <w:left w:w="100" w:type="dxa"/>
+              <w:right w:w="100" w:type="dxa"/>
+            </w:tcMar>
           </w:tcPr>
           <w:p>
             <w:pPr>
               <w:keepNext/>
-              <w:spacing w:after="0"/>
+              <w:spacing w:line="240" w:lineRule="auto" w:before="0" w:after="0"/>
             </w:pPr>
             <w:r>
               <w:rPr>
@@ -4202,11 +4490,17 @@
         <w:tc>
           <w:tcPr>
             <w:tcW w:type="dxa" w:w="1757"/>
+            <w:tcMar>
+              <w:top w:w="40" w:type="dxa"/>
+              <w:bottom w:w="40" w:type="dxa"/>
+              <w:left w:w="100" w:type="dxa"/>
+              <w:right w:w="100" w:type="dxa"/>
+            </w:tcMar>
           </w:tcPr>
           <w:p>
             <w:pPr>
               <w:keepNext/>
-              <w:spacing w:after="0"/>
+              <w:spacing w:line="240" w:lineRule="auto" w:before="0" w:after="0"/>
             </w:pPr>
             <w:r>
               <w:rPr>
@@ -4222,11 +4516,17 @@
         <w:tc>
           <w:tcPr>
             <w:tcW w:type="dxa" w:w="1757"/>
+            <w:tcMar>
+              <w:top w:w="40" w:type="dxa"/>
+              <w:bottom w:w="40" w:type="dxa"/>
+              <w:left w:w="100" w:type="dxa"/>
+              <w:right w:w="100" w:type="dxa"/>
+            </w:tcMar>
           </w:tcPr>
           <w:p>
             <w:pPr>
               <w:keepNext/>
-              <w:spacing w:after="0"/>
+              <w:spacing w:line="240" w:lineRule="auto" w:before="0" w:after="0"/>
             </w:pPr>
             <w:r>
               <w:rPr>
@@ -4242,11 +4542,17 @@
         <w:tc>
           <w:tcPr>
             <w:tcW w:type="dxa" w:w="1757"/>
+            <w:tcMar>
+              <w:top w:w="40" w:type="dxa"/>
+              <w:bottom w:w="40" w:type="dxa"/>
+              <w:left w:w="100" w:type="dxa"/>
+              <w:right w:w="100" w:type="dxa"/>
+            </w:tcMar>
           </w:tcPr>
           <w:p>
             <w:pPr>
               <w:keepNext/>
-              <w:spacing w:after="0"/>
+              <w:spacing w:line="240" w:lineRule="auto" w:before="0" w:after="0"/>
             </w:pPr>
             <w:r>
               <w:rPr>
@@ -4262,11 +4568,17 @@
         <w:tc>
           <w:tcPr>
             <w:tcW w:type="dxa" w:w="1757"/>
+            <w:tcMar>
+              <w:top w:w="40" w:type="dxa"/>
+              <w:bottom w:w="40" w:type="dxa"/>
+              <w:left w:w="100" w:type="dxa"/>
+              <w:right w:w="100" w:type="dxa"/>
+            </w:tcMar>
           </w:tcPr>
           <w:p>
             <w:pPr>
               <w:keepNext/>
-              <w:spacing w:after="0"/>
+              <w:spacing w:line="240" w:lineRule="auto" w:before="0" w:after="0"/>
             </w:pPr>
             <w:r>
               <w:rPr>
@@ -4287,10 +4599,16 @@
         <w:tc>
           <w:tcPr>
             <w:tcW w:type="dxa" w:w="1757"/>
+            <w:tcMar>
+              <w:top w:w="40" w:type="dxa"/>
+              <w:bottom w:w="40" w:type="dxa"/>
+              <w:left w:w="100" w:type="dxa"/>
+              <w:right w:w="100" w:type="dxa"/>
+            </w:tcMar>
           </w:tcPr>
           <w:p>
             <w:pPr>
-              <w:spacing w:after="0"/>
+              <w:spacing w:line="240" w:lineRule="auto" w:before="0" w:after="0"/>
             </w:pPr>
             <w:r>
               <w:rPr>
@@ -4306,10 +4624,16 @@
         <w:tc>
           <w:tcPr>
             <w:tcW w:type="dxa" w:w="1757"/>
+            <w:tcMar>
+              <w:top w:w="40" w:type="dxa"/>
+              <w:bottom w:w="40" w:type="dxa"/>
+              <w:left w:w="100" w:type="dxa"/>
+              <w:right w:w="100" w:type="dxa"/>
+            </w:tcMar>
           </w:tcPr>
           <w:p>
             <w:pPr>
-              <w:spacing w:after="0"/>
+              <w:spacing w:line="240" w:lineRule="auto" w:before="0" w:after="0"/>
             </w:pPr>
             <w:r>
               <w:rPr>
@@ -4325,10 +4649,16 @@
         <w:tc>
           <w:tcPr>
             <w:tcW w:type="dxa" w:w="1757"/>
+            <w:tcMar>
+              <w:top w:w="40" w:type="dxa"/>
+              <w:bottom w:w="40" w:type="dxa"/>
+              <w:left w:w="100" w:type="dxa"/>
+              <w:right w:w="100" w:type="dxa"/>
+            </w:tcMar>
           </w:tcPr>
           <w:p>
             <w:pPr>
-              <w:spacing w:after="0"/>
+              <w:spacing w:line="240" w:lineRule="auto" w:before="0" w:after="0"/>
             </w:pPr>
             <w:r>
               <w:rPr>
@@ -4344,10 +4674,16 @@
         <w:tc>
           <w:tcPr>
             <w:tcW w:type="dxa" w:w="1757"/>
+            <w:tcMar>
+              <w:top w:w="40" w:type="dxa"/>
+              <w:bottom w:w="40" w:type="dxa"/>
+              <w:left w:w="100" w:type="dxa"/>
+              <w:right w:w="100" w:type="dxa"/>
+            </w:tcMar>
           </w:tcPr>
           <w:p>
             <w:pPr>
-              <w:spacing w:after="0"/>
+              <w:spacing w:line="240" w:lineRule="auto" w:before="0" w:after="0"/>
             </w:pPr>
             <w:r>
               <w:rPr>
@@ -4363,10 +4699,16 @@
         <w:tc>
           <w:tcPr>
             <w:tcW w:type="dxa" w:w="1757"/>
+            <w:tcMar>
+              <w:top w:w="40" w:type="dxa"/>
+              <w:bottom w:w="40" w:type="dxa"/>
+              <w:left w:w="100" w:type="dxa"/>
+              <w:right w:w="100" w:type="dxa"/>
+            </w:tcMar>
           </w:tcPr>
           <w:p>
             <w:pPr>
-              <w:spacing w:after="0"/>
+              <w:spacing w:line="240" w:lineRule="auto" w:before="0" w:after="0"/>
             </w:pPr>
             <w:r>
               <w:rPr>
@@ -4473,7 +4815,7 @@
       <w:r>
         <w:drawing>
           <wp:inline xmlns:a="http://schemas.openxmlformats.org/drawingml/2006/main" xmlns:pic="http://schemas.openxmlformats.org/drawingml/2006/picture">
-            <wp:extent cx="5082236" cy="4499999"/>
+            <wp:extent cx="4065789" cy="3600000"/>
             <wp:docPr id="1858245151" name="Picture 1858245151"/>
             <wp:cNvGraphicFramePr>
               <a:graphicFrameLocks noChangeAspect="1"/>
@@ -4494,7 +4836,7 @@
                   <pic:spPr>
                     <a:xfrm>
                       <a:off x="0" y="0"/>
-                      <a:ext cx="5082236" cy="4499999"/>
+                      <a:ext cx="4065789" cy="3600000"/>
                     </a:xfrm>
                     <a:prstGeom prst="rect"/>
                   </pic:spPr>
@@ -4569,7 +4911,7 @@
       <w:r>
         <w:drawing>
           <wp:inline xmlns:a="http://schemas.openxmlformats.org/drawingml/2006/main" xmlns:pic="http://schemas.openxmlformats.org/drawingml/2006/picture">
-            <wp:extent cx="5472000" cy="2508946"/>
+            <wp:extent cx="3925791" cy="1799999"/>
             <wp:docPr id="1858245152" name="Picture 1858245152"/>
             <wp:cNvGraphicFramePr>
               <a:graphicFrameLocks noChangeAspect="1"/>
@@ -4590,7 +4932,7 @@
                   <pic:spPr>
                     <a:xfrm>
                       <a:off x="0" y="0"/>
-                      <a:ext cx="5472000" cy="2508946"/>
+                      <a:ext cx="3925791" cy="1799999"/>
                     </a:xfrm>
                     <a:prstGeom prst="rect"/>
                   </pic:spPr>
@@ -4665,7 +5007,7 @@
       <w:r>
         <w:drawing>
           <wp:inline xmlns:a="http://schemas.openxmlformats.org/drawingml/2006/main" xmlns:pic="http://schemas.openxmlformats.org/drawingml/2006/picture">
-            <wp:extent cx="5472000" cy="4489073"/>
+            <wp:extent cx="4388255" cy="3600000"/>
             <wp:docPr id="1858245153" name="Picture 1858245153"/>
             <wp:cNvGraphicFramePr>
               <a:graphicFrameLocks noChangeAspect="1"/>
@@ -4686,7 +5028,7 @@
                   <pic:spPr>
                     <a:xfrm>
                       <a:off x="0" y="0"/>
-                      <a:ext cx="5472000" cy="4489073"/>
+                      <a:ext cx="4388255" cy="3600000"/>
                     </a:xfrm>
                     <a:prstGeom prst="rect"/>
                   </pic:spPr>
@@ -5456,7 +5798,7 @@
       <w:r>
         <w:drawing>
           <wp:inline xmlns:a="http://schemas.openxmlformats.org/drawingml/2006/main" xmlns:pic="http://schemas.openxmlformats.org/drawingml/2006/picture">
-            <wp:extent cx="3340805" cy="4499999"/>
+            <wp:extent cx="5472000" cy="2622306"/>
             <wp:docPr id="1858245155" name="Picture 1858245155"/>
             <wp:cNvGraphicFramePr>
               <a:graphicFrameLocks noChangeAspect="1"/>
@@ -5477,7 +5819,7 @@
                   <pic:spPr>
                     <a:xfrm>
                       <a:off x="0" y="0"/>
-                      <a:ext cx="3340805" cy="4499999"/>
+                      <a:ext cx="5472000" cy="2622306"/>
                     </a:xfrm>
                     <a:prstGeom prst="rect"/>
                   </pic:spPr>

--- a/Optimalisasi-dan-Automasi/Modul-Word/Modul-14-Random-Forest-SVM-dan-Hyperparameter-Tuning.docx
+++ b/Optimalisasi-dan-Automasi/Modul-Word/Modul-14-Random-Forest-SVM-dan-Hyperparameter-Tuning.docx
@@ -2936,6 +2936,54 @@
           <w:sz w:val="22"/>
         </w:rPr>
         <w:t>Gambar 2 mengilustrasikan pipeline lengkap Random Forest, dari bootstrap sampling hingga majority voting; diversifikasi antar-tree inilah yang menurunkan variance dan membuat Random Forest robust terhadap noise dibanding satu decision tree tunggal.</w:t>
+      </w:r>
+    </w:p>
+    <w:p>
+      <w:pPr>
+        <w:spacing w:line="360" w:lineRule="auto" w:after="120"/>
+        <w:jc w:val="both"/>
+      </w:pPr>
+      <w:r>
+        <w:rPr>
+          <w:rFonts w:ascii="Arial" w:hAnsi="Arial" w:cs="Arial"/>
+          <w:b/>
+          <w:i w:val="0"/>
+          <w:sz w:val="22"/>
+        </w:rPr>
+        <w:t xml:space="preserve">Out-of-Bag (OOB) Error sebagai Validasi Gratis: </w:t>
+      </w:r>
+      <w:r>
+        <w:rPr>
+          <w:rFonts w:ascii="Arial" w:hAnsi="Arial" w:cs="Arial"/>
+          <w:b w:val="0"/>
+          <w:i w:val="0"/>
+          <w:sz w:val="22"/>
+        </w:rPr>
+        <w:t>Out-of-bag (OOB) error menawarkan cara elegan untuk mengevaluasi performa Random Forest tanpa perlu menyisihkan data validasi terpisah: karena tiap tree hanya dilatih pada sekitar 63% data (akibat bootstrap sampling dengan pengembalian), sisa 37% data yang tidak terpakai (out-of-bag) pada tree tersebut dapat dipakai untuk mengevaluasi tree itu secara independen. Rata-rata error OOB di seluruh tree memberi estimasi generalisasi yang hampir setara dengan k-fold cross-validation, namun dihitung hampir gratis sebagai efek samping proses training itu sendiri (`RandomForestClassifier(oob_score=True)`).</w:t>
+      </w:r>
+    </w:p>
+    <w:p>
+      <w:pPr>
+        <w:spacing w:line="360" w:lineRule="auto" w:after="120"/>
+        <w:jc w:val="both"/>
+      </w:pPr>
+      <w:r>
+        <w:rPr>
+          <w:rFonts w:ascii="Arial" w:hAnsi="Arial" w:cs="Arial"/>
+          <w:b/>
+          <w:i w:val="0"/>
+          <w:sz w:val="22"/>
+        </w:rPr>
+        <w:t xml:space="preserve">Interpretasi Feature Importance: </w:t>
+      </w:r>
+      <w:r>
+        <w:rPr>
+          <w:rFonts w:ascii="Arial" w:hAnsi="Arial" w:cs="Arial"/>
+          <w:b w:val="0"/>
+          <w:i w:val="0"/>
+          <w:sz w:val="22"/>
+        </w:rPr>
+        <w:t>Feature importance yang dihasilkan Random Forest (`feature_importances_`) mengukur seberapa besar tiap fitur berkontribusi menurunkan impurity (Gini atau entropy) di seluruh split pada seluruh tree, dinormalisasi menjadi total 1,0. Metrik ini sangat berguna untuk interpretasi model pada konteks predictive maintenance: fitur dengan importance tertinggi biasanya mengarahkan engineer pada parameter fisik mana (RMS, kurtosis, frekuensi karakteristik bearing) yang paling diagnostik untuk kondisi kerusakan tertentu, memberi insight yang actionable, bukan sekadar prediksi black-box.</w:t>
       </w:r>
     </w:p>
     <w:p>
@@ -3955,7 +4003,7 @@
       <w:r>
         <w:drawing>
           <wp:inline xmlns:a="http://schemas.openxmlformats.org/drawingml/2006/main" xmlns:pic="http://schemas.openxmlformats.org/drawingml/2006/picture">
-            <wp:extent cx="4890528" cy="1800000"/>
+            <wp:extent cx="5472000" cy="2014015"/>
             <wp:docPr id="1858245150" name="Picture 1858245150"/>
             <wp:cNvGraphicFramePr>
               <a:graphicFrameLocks noChangeAspect="1"/>
@@ -3976,7 +4024,7 @@
                   <pic:spPr>
                     <a:xfrm>
                       <a:off x="0" y="0"/>
-                      <a:ext cx="4890528" cy="1800000"/>
+                      <a:ext cx="5472000" cy="2014015"/>
                     </a:xfrm>
                     <a:prstGeom prst="rect"/>
                   </pic:spPr>
@@ -4815,7 +4863,7 @@
       <w:r>
         <w:drawing>
           <wp:inline xmlns:a="http://schemas.openxmlformats.org/drawingml/2006/main" xmlns:pic="http://schemas.openxmlformats.org/drawingml/2006/picture">
-            <wp:extent cx="4065789" cy="3600000"/>
+            <wp:extent cx="5082236" cy="4499999"/>
             <wp:docPr id="1858245151" name="Picture 1858245151"/>
             <wp:cNvGraphicFramePr>
               <a:graphicFrameLocks noChangeAspect="1"/>
@@ -4836,7 +4884,7 @@
                   <pic:spPr>
                     <a:xfrm>
                       <a:off x="0" y="0"/>
-                      <a:ext cx="4065789" cy="3600000"/>
+                      <a:ext cx="5082236" cy="4499999"/>
                     </a:xfrm>
                     <a:prstGeom prst="rect"/>
                   </pic:spPr>
@@ -4904,6 +4952,30 @@
     </w:p>
     <w:p>
       <w:pPr>
+        <w:spacing w:line="360" w:lineRule="auto" w:after="120"/>
+        <w:jc w:val="both"/>
+      </w:pPr>
+      <w:r>
+        <w:rPr>
+          <w:rFonts w:ascii="Arial" w:hAnsi="Arial" w:cs="Arial"/>
+          <w:b/>
+          <w:i w:val="0"/>
+          <w:sz w:val="22"/>
+        </w:rPr>
+        <w:t xml:space="preserve">Mengapa Stratified, Bukan k-Fold Biasa: </w:t>
+      </w:r>
+      <w:r>
+        <w:rPr>
+          <w:rFonts w:ascii="Arial" w:hAnsi="Arial" w:cs="Arial"/>
+          <w:b w:val="0"/>
+          <w:i w:val="0"/>
+          <w:sz w:val="22"/>
+        </w:rPr>
+        <w:t>Stratified k-fold (bukan k-fold biasa) menjadi pilihan wajib untuk data klasifikasi imbalanced: k-fold biasa membagi data secara acak murni sehingga ada risiko satu fold kebetulan berisi sangat sedikit atau bahkan nol sampel kelas minoritas (misal fault), menghasilkan skor evaluasi yang sangat bervariasi antar-fold dan tidak dapat diandalkan. Stratified k-fold menjaga proporsi kelas pada setiap fold tetap konsisten dengan proporsi kelas pada keseluruhan dataset, sehingga estimasi performa model jauh lebih stabil dan representatif terhadap kondisi deployment sesungguhnya.</w:t>
+      </w:r>
+    </w:p>
+    <w:p>
+      <w:pPr>
         <w:keepNext/>
         <w:spacing w:before="120" w:after="40"/>
         <w:jc w:val="center"/>
@@ -4911,7 +4983,7 @@
       <w:r>
         <w:drawing>
           <wp:inline xmlns:a="http://schemas.openxmlformats.org/drawingml/2006/main" xmlns:pic="http://schemas.openxmlformats.org/drawingml/2006/picture">
-            <wp:extent cx="3925791" cy="1799999"/>
+            <wp:extent cx="5472000" cy="2508946"/>
             <wp:docPr id="1858245152" name="Picture 1858245152"/>
             <wp:cNvGraphicFramePr>
               <a:graphicFrameLocks noChangeAspect="1"/>
@@ -4932,7 +5004,7 @@
                   <pic:spPr>
                     <a:xfrm>
                       <a:off x="0" y="0"/>
-                      <a:ext cx="3925791" cy="1799999"/>
+                      <a:ext cx="5472000" cy="2508946"/>
                     </a:xfrm>
                     <a:prstGeom prst="rect"/>
                   </pic:spPr>
@@ -5000,6 +5072,30 @@
     </w:p>
     <w:p>
       <w:pPr>
+        <w:spacing w:line="360" w:lineRule="auto" w:after="120"/>
+        <w:jc w:val="both"/>
+      </w:pPr>
+      <w:r>
+        <w:rPr>
+          <w:rFonts w:ascii="Arial" w:hAnsi="Arial" w:cs="Arial"/>
+          <w:b/>
+          <w:i w:val="0"/>
+          <w:sz w:val="22"/>
+        </w:rPr>
+        <w:t xml:space="preserve">Skalabilitas Hyperparameter Search: </w:t>
+      </w:r>
+      <w:r>
+        <w:rPr>
+          <w:rFonts w:ascii="Arial" w:hAnsi="Arial" w:cs="Arial"/>
+          <w:b w:val="0"/>
+          <w:i w:val="0"/>
+          <w:sz w:val="22"/>
+        </w:rPr>
+        <w:t>Biaya komputasi GridSearchCV tumbuh secara kombinatorial terhadap jumlah hyperparameter yang di-grid-search sekaligus, sehingga pada praktiknya jarang lebih dari 2-3 hyperparameter digrid bersamaan untuk model kompleks seperti Random Forest atau SVM. Alternatif yang lebih efisien untuk ruang pencarian besar adalah RandomizedSearchCV (mengambil sampel acak dari kombinasi hyperparameter, bukan seluruhnya) atau pendekatan Bayesian optimization (Optuna, Hyperopt) yang secara adaptif mengarahkan pencarian ke region hyperparameter yang lebih menjanjikan berdasarkan hasil evaluasi sebelumnya, jauh lebih hemat komputasi dibanding exhaustive grid search pada ruang pencarian berdimensi tinggi.</w:t>
+      </w:r>
+    </w:p>
+    <w:p>
+      <w:pPr>
         <w:keepNext/>
         <w:spacing w:before="120" w:after="40"/>
         <w:jc w:val="center"/>
@@ -5007,7 +5103,7 @@
       <w:r>
         <w:drawing>
           <wp:inline xmlns:a="http://schemas.openxmlformats.org/drawingml/2006/main" xmlns:pic="http://schemas.openxmlformats.org/drawingml/2006/picture">
-            <wp:extent cx="4388255" cy="3600000"/>
+            <wp:extent cx="5472000" cy="4489073"/>
             <wp:docPr id="1858245153" name="Picture 1858245153"/>
             <wp:cNvGraphicFramePr>
               <a:graphicFrameLocks noChangeAspect="1"/>
@@ -5028,7 +5124,7 @@
                   <pic:spPr>
                     <a:xfrm>
                       <a:off x="0" y="0"/>
-                      <a:ext cx="4388255" cy="3600000"/>
+                      <a:ext cx="5472000" cy="4489073"/>
                     </a:xfrm>
                     <a:prstGeom prst="rect"/>
                   </pic:spPr>

--- a/Optimalisasi-dan-Automasi/Modul-Word/Modul-14-Random-Forest-SVM-dan-Hyperparameter-Tuning.docx
+++ b/Optimalisasi-dan-Automasi/Modul-Word/Modul-14-Random-Forest-SVM-dan-Hyperparameter-Tuning.docx
@@ -8791,9 +8791,11 @@
     <w:sectPr>
       <w:headerReference w:type="default" r:id="rId15"/>
       <w:footerReference w:type="default" r:id="rId16"/>
+      <w:footerReference w:type="first" r:id="rId28"/>
       <w:pgSz w:w="11906" w:h="16838" w:code="9"/>
       <w:pgMar w:top="1701" w:right="1418" w:bottom="1418" w:left="1701" w:header="709" w:footer="709" w:gutter="0"/>
       <w:cols w:space="708"/>
+      <w:titlePg/>
       <w:docGrid w:linePitch="360"/>
     </w:sectPr>
   </w:body>
@@ -9348,6 +9350,16 @@
         </mc:Fallback>
       </mc:AlternateContent>
     </w:r>
+  </w:p>
+</w:ftr>
+</file>
+
+<file path=word/footer2.xml><?xml version="1.0" encoding="utf-8"?>
+<w:ftr xmlns:m="http://schemas.openxmlformats.org/officeDocument/2006/math" xmlns:mc="http://schemas.openxmlformats.org/markup-compatibility/2006" xmlns:mo="http://schemas.microsoft.com/office/mac/office/2008/main" xmlns:mv="urn:schemas-microsoft-com:mac:vml" xmlns:o="urn:schemas-microsoft-com:office:office" xmlns:r="http://schemas.openxmlformats.org/officeDocument/2006/relationships" xmlns:v="urn:schemas-microsoft-com:vml" xmlns:w10="urn:schemas-microsoft-com:office:word" xmlns:w14="http://schemas.microsoft.com/office/word/2010/wordml" xmlns:w="http://schemas.openxmlformats.org/wordprocessingml/2006/main" xmlns:wne="http://schemas.microsoft.com/office/word/2006/wordml" xmlns:wp14="http://schemas.microsoft.com/office/word/2010/wordprocessingDrawing" xmlns:wp="http://schemas.openxmlformats.org/drawingml/2006/wordprocessingDrawing" xmlns:wpc="http://schemas.microsoft.com/office/word/2010/wordprocessingCanvas" xmlns:wpg="http://schemas.microsoft.com/office/word/2010/wordprocessingGroup" xmlns:wpi="http://schemas.microsoft.com/office/word/2010/wordprocessingInk" xmlns:wps="http://schemas.microsoft.com/office/word/2010/wordprocessingShape" mc:Ignorable="w14 wp14">
+  <w:p>
+    <w:pPr>
+      <w:pStyle w:val="Footer"/>
+    </w:pPr>
   </w:p>
 </w:ftr>
 </file>

--- a/Optimalisasi-dan-Automasi/Modul-Word/Modul-14-Random-Forest-SVM-dan-Hyperparameter-Tuning.docx
+++ b/Optimalisasi-dan-Automasi/Modul-Word/Modul-14-Random-Forest-SVM-dan-Hyperparameter-Tuning.docx
@@ -468,7 +468,7 @@
                                 <w:szCs w:val="20"/>
                                 <w:lang w:val="fi-FI"/>
                               </w:rPr>
-                              <w:t xml:space="preserve">Sub-CPMK 5.2 – Mampu menginterpretasikan data kinerja dan memberikan rekomendasi perbaikan</w:t>
+                              <w:t xml:space="preserve">Sub-CPMK 4.2 – Mampu menginterpretasikan data kinerja dan memberikan rekomendasi perbaikan</w:t>
                             </w:r>
                             <w:r>
                               <w:rPr>
@@ -523,7 +523,7 @@
                           <w:szCs w:val="20"/>
                           <w:lang w:val="fi-FI"/>
                         </w:rPr>
-                        <w:t xml:space="preserve">Sub-CPMK 5.2 – Mampu menginterpretasikan data kinerja dan memberikan rekomendasi perbaikan</w:t>
+                        <w:t xml:space="preserve">Sub-CPMK 4.2 – Mampu menginterpretasikan data kinerja dan memberikan rekomendasi perbaikan</w:t>
                       </w:r>
                       <w:r>
                         <w:rPr>
@@ -2767,16 +2767,16 @@
           <w:i w:val="0"/>
           <w:sz w:val="22"/>
         </w:rPr>
-        <w:t xml:space="preserve">Sub-CPMK 5.2: </w:t>
-      </w:r>
-      <w:r>
-        <w:rPr>
-          <w:rFonts w:ascii="Arial" w:hAnsi="Arial" w:cs="Arial"/>
-          <w:b w:val="0"/>
-          <w:i w:val="0"/>
-          <w:sz w:val="22"/>
-        </w:rPr>
-        <w:t>Mampu menginterpretasikan data kinerja dan memberikan rekomendasi perbaikan, yaitu menginterpretasikan metrik kinerja lanjutan (ROC-AUC, cross-validation score) untuk memberikan rekomendasi pemilihan model dan hyperparameter terbaik pada sistem klasifikasi prediktif (CPMK 5).</w:t>
+        <w:t xml:space="preserve">Sub-CPMK 4.2: </w:t>
+      </w:r>
+      <w:r>
+        <w:rPr>
+          <w:rFonts w:ascii="Arial" w:hAnsi="Arial" w:cs="Arial"/>
+          <w:b w:val="0"/>
+          <w:i w:val="0"/>
+          <w:sz w:val="22"/>
+        </w:rPr>
+        <w:t>Mampu menginterpretasikan data kinerja dan memberikan rekomendasi perbaikan, yaitu menginterpretasikan metrik kinerja lanjutan (ROC-AUC, cross-validation score) untuk memberikan rekomendasi pemilihan model dan hyperparameter terbaik pada sistem klasifikasi prediktif (CPMK 4).</w:t>
       </w:r>
     </w:p>
     <w:p>

--- a/Optimalisasi-dan-Automasi/Modul-Word/Modul-14-Random-Forest-SVM-dan-Hyperparameter-Tuning.docx
+++ b/Optimalisasi-dan-Automasi/Modul-Word/Modul-14-Random-Forest-SVM-dan-Hyperparameter-Tuning.docx
@@ -468,7 +468,7 @@
                                 <w:szCs w:val="20"/>
                                 <w:lang w:val="fi-FI"/>
                               </w:rPr>
-                              <w:t xml:space="preserve">Sub-CPMK 4.2 – Mampu menginterpretasikan data kinerja dan memberikan rekomendasi perbaikan</w:t>
+                              <w:t xml:space="preserve">Sub-CPMK 5.2 – Mampu menginterpretasikan data kinerja dan memberikan rekomendasi perbaikan</w:t>
                             </w:r>
                             <w:r>
                               <w:rPr>
@@ -523,7 +523,7 @@
                           <w:szCs w:val="20"/>
                           <w:lang w:val="fi-FI"/>
                         </w:rPr>
-                        <w:t xml:space="preserve">Sub-CPMK 4.2 – Mampu menginterpretasikan data kinerja dan memberikan rekomendasi perbaikan</w:t>
+                        <w:t xml:space="preserve">Sub-CPMK 5.2 – Mampu menginterpretasikan data kinerja dan memberikan rekomendasi perbaikan</w:t>
                       </w:r>
                       <w:r>
                         <w:rPr>
@@ -2767,16 +2767,16 @@
           <w:i w:val="0"/>
           <w:sz w:val="22"/>
         </w:rPr>
-        <w:t xml:space="preserve">Sub-CPMK 4.2: </w:t>
-      </w:r>
-      <w:r>
-        <w:rPr>
-          <w:rFonts w:ascii="Arial" w:hAnsi="Arial" w:cs="Arial"/>
-          <w:b w:val="0"/>
-          <w:i w:val="0"/>
-          <w:sz w:val="22"/>
-        </w:rPr>
-        <w:t>Mampu menginterpretasikan data kinerja dan memberikan rekomendasi perbaikan, yaitu menginterpretasikan metrik kinerja lanjutan (ROC-AUC, cross-validation score) untuk memberikan rekomendasi pemilihan model dan hyperparameter terbaik pada sistem klasifikasi prediktif (CPMK 4).</w:t>
+        <w:t xml:space="preserve">Sub-CPMK 5.2: </w:t>
+      </w:r>
+      <w:r>
+        <w:rPr>
+          <w:rFonts w:ascii="Arial" w:hAnsi="Arial" w:cs="Arial"/>
+          <w:b w:val="0"/>
+          <w:i w:val="0"/>
+          <w:sz w:val="22"/>
+        </w:rPr>
+        <w:t>Mampu menginterpretasikan data kinerja dan memberikan rekomendasi perbaikan, yaitu menginterpretasikan metrik kinerja lanjutan (ROC-AUC, cross-validation score) untuk memberikan rekomendasi pemilihan model dan hyperparameter terbaik pada sistem klasifikasi prediktif (CPMK 5).</w:t>
       </w:r>
     </w:p>
     <w:p>

--- a/Optimalisasi-dan-Automasi/Modul-Word/Modul-14-Random-Forest-SVM-dan-Hyperparameter-Tuning.docx
+++ b/Optimalisasi-dan-Automasi/Modul-Word/Modul-14-Random-Forest-SVM-dan-Hyperparameter-Tuning.docx
@@ -5730,7 +5730,7 @@
           <w:color w:val="444444"/>
           <w:sz w:val="20"/>
         </w:rPr>
-        <w:t>Gambar 7. Cuplikan kode GridSearchCV untuk tuning hyperparameter Random Forest dengan 5-fold cross-validation.</w:t>
+        <w:t xml:space="preserve">Gambar 7. Potongan kode GridSearchCV untuk tuning hyperparameter Random Forest dengan 5-fold cross-validation.</w:t>
       </w:r>
     </w:p>
     <w:p>
@@ -5745,7 +5745,7 @@
           <w:i w:val="0"/>
           <w:sz w:val="22"/>
         </w:rPr>
-        <w:t>Gambar 7 menunjukkan cuplikan kode inti Cell 4.</w:t>
+        <w:t xml:space="preserve">Gambar 7 menunjukkan potongan kode inti Cell 4.</w:t>
       </w:r>
     </w:p>
     <w:p>

--- a/Optimalisasi-dan-Automasi/Modul-Word/Modul-14-Random-Forest-SVM-dan-Hyperparameter-Tuning.docx
+++ b/Optimalisasi-dan-Automasi/Modul-Word/Modul-14-Random-Forest-SVM-dan-Hyperparameter-Tuning.docx
@@ -1379,7 +1379,7 @@
                                 <w:szCs w:val="20"/>
                                 <w:lang w:val="en-US"/>
                               </w:rPr>
-                              <w:t>myclass.mercubuana.ac.id</w:t>
+                              <w:t xml:space="preserve">myclass.mercubuana.ac·id</w:t>
                             </w:r>
                           </w:p>
                         </w:txbxContent>
@@ -1426,7 +1426,7 @@
                           <w:szCs w:val="20"/>
                           <w:lang w:val="en-US"/>
                         </w:rPr>
-                        <w:t>myclass.mercubuana.ac.id</w:t>
+                        <w:t xml:space="preserve">myclass.mercubuana.ac·id</w:t>
                       </w:r>
                     </w:p>
                   </w:txbxContent>
@@ -2512,7 +2512,7 @@
                                 <w:sz w:val="20"/>
                                 <w:szCs w:val="20"/>
                               </w:rPr>
-                              <w:t>www.mercubuana.ac.id</w:t>
+                              <w:t xml:space="preserve">www.mercubuana.ac·id</w:t>
                             </w:r>
                           </w:p>
                         </w:txbxContent>
@@ -2558,7 +2558,7 @@
                           <w:sz w:val="20"/>
                           <w:szCs w:val="20"/>
                         </w:rPr>
-                        <w:t>www.mercubuana.ac.id</w:t>
+                        <w:t xml:space="preserve">www.mercubuana.ac·id</w:t>
                       </w:r>
                     </w:p>
                   </w:txbxContent>
@@ -2839,7 +2839,7 @@
           <w:color w:val="305496"/>
           <w:sz w:val="22"/>
         </w:rPr>
-        <w:t>Bootstrap sampling      Random feature subset (akar(n))      Majority voting      n_estimators      feature_importances_      Out-of-bag (OOB) error</w:t>
+        <w:t xml:space="preserve">Bootstrap sampling      Random feature subset (√(n))      Majority voting      n_estimators      feature_importances_      Out-of-bag (OOB) error</w:t>
       </w:r>
     </w:p>
     <w:p>
@@ -2863,7 +2863,7 @@
           <w:i w:val="0"/>
           <w:sz w:val="22"/>
         </w:rPr>
-        <w:t>Diperkenalkan Leo Breiman (2001), Random Forest membangun banyak decision tree, masing-masing dilatih pada bootstrap sample (sampling dengan pengembalian) dan hanya mempertimbangkan subset fitur acak (biasanya akar(jumlah fitur)) di tiap split. Prediksi akhir diambil lewat majority voting dari seluruh tree.</w:t>
+        <w:t xml:space="preserve">Diperkenalkan Leo Breiman (2001), Random Forest membangun banyak decision tree, masing-masing dilatih pada bootstrap sample (sampling dengan pengembalian) dan hanya mempertimbangkan subset fitur acak (biasanya √(jumlah fitur)) di tiap split. Prediksi akhir diambil lewat majority voting dari seluruh tree.</w:t>
       </w:r>
     </w:p>
     <w:p>
@@ -3179,7 +3179,7 @@
                 <w:i w:val="0"/>
                 <w:sz w:val="19"/>
               </w:rPr>
-              <w:t>Read CSV/Parquet -&gt; DataFrame</w:t>
+              <w:t xml:space="preserve">Read CSV/Parquet → DataFrame</w:t>
             </w:r>
           </w:p>
         </w:tc>
@@ -3340,7 +3340,26 @@
                 <w:i w:val="0"/>
                 <w:sz w:val="19"/>
               </w:rPr>
-              <w:t>X_scaled</w:t>
+              <w:t xml:space="preserve"/>
+            </w:r>
+            <w:r>
+              <w:rPr>
+                <w:rFonts w:ascii="Arial" w:hAnsi="Arial" w:cs="Arial"/>
+                <w:b w:val="0"/>
+                <w:i w:val="0"/>
+                <w:sz w:val="19"/>
+              </w:rPr>
+              <w:t xml:space="preserve">X</w:t>
+            </w:r>
+            <w:r>
+              <w:rPr>
+                <w:rFonts w:ascii="Arial" w:hAnsi="Arial" w:cs="Arial"/>
+                <w:b w:val="0"/>
+                <w:i w:val="0"/>
+                <w:sz w:val="19"/>
+                <w:vertAlign w:val="subscript"/>
+              </w:rPr>
+              <w:t xml:space="preserve">scaled</w:t>
             </w:r>
           </w:p>
         </w:tc>
@@ -3449,7 +3468,110 @@
                 <w:i w:val="0"/>
                 <w:sz w:val="19"/>
               </w:rPr>
-              <w:t>X_train, X_test, y_train, y_test</w:t>
+              <w:t xml:space="preserve"/>
+            </w:r>
+            <w:r>
+              <w:rPr>
+                <w:rFonts w:ascii="Arial" w:hAnsi="Arial" w:cs="Arial"/>
+                <w:b w:val="0"/>
+                <w:i w:val="0"/>
+                <w:sz w:val="19"/>
+              </w:rPr>
+              <w:t xml:space="preserve">X</w:t>
+            </w:r>
+            <w:r>
+              <w:rPr>
+                <w:rFonts w:ascii="Arial" w:hAnsi="Arial" w:cs="Arial"/>
+                <w:b w:val="0"/>
+                <w:i w:val="0"/>
+                <w:sz w:val="19"/>
+                <w:vertAlign w:val="subscript"/>
+              </w:rPr>
+              <w:t xml:space="preserve">train</w:t>
+            </w:r>
+            <w:r>
+              <w:rPr>
+                <w:rFonts w:ascii="Arial" w:hAnsi="Arial" w:cs="Arial"/>
+                <w:b w:val="0"/>
+                <w:i w:val="0"/>
+                <w:sz w:val="19"/>
+              </w:rPr>
+              <w:t xml:space="preserve">, </w:t>
+            </w:r>
+            <w:r>
+              <w:rPr>
+                <w:rFonts w:ascii="Arial" w:hAnsi="Arial" w:cs="Arial"/>
+                <w:b w:val="0"/>
+                <w:i w:val="0"/>
+                <w:sz w:val="19"/>
+              </w:rPr>
+              <w:t xml:space="preserve">X</w:t>
+            </w:r>
+            <w:r>
+              <w:rPr>
+                <w:rFonts w:ascii="Arial" w:hAnsi="Arial" w:cs="Arial"/>
+                <w:b w:val="0"/>
+                <w:i w:val="0"/>
+                <w:sz w:val="19"/>
+                <w:vertAlign w:val="subscript"/>
+              </w:rPr>
+              <w:t xml:space="preserve">test</w:t>
+            </w:r>
+            <w:r>
+              <w:rPr>
+                <w:rFonts w:ascii="Arial" w:hAnsi="Arial" w:cs="Arial"/>
+                <w:b w:val="0"/>
+                <w:i w:val="0"/>
+                <w:sz w:val="19"/>
+              </w:rPr>
+              <w:t xml:space="preserve">, </w:t>
+            </w:r>
+            <w:r>
+              <w:rPr>
+                <w:rFonts w:ascii="Arial" w:hAnsi="Arial" w:cs="Arial"/>
+                <w:b w:val="0"/>
+                <w:i w:val="0"/>
+                <w:sz w:val="19"/>
+              </w:rPr>
+              <w:t xml:space="preserve">y</w:t>
+            </w:r>
+            <w:r>
+              <w:rPr>
+                <w:rFonts w:ascii="Arial" w:hAnsi="Arial" w:cs="Arial"/>
+                <w:b w:val="0"/>
+                <w:i w:val="0"/>
+                <w:sz w:val="19"/>
+                <w:vertAlign w:val="subscript"/>
+              </w:rPr>
+              <w:t xml:space="preserve">train</w:t>
+            </w:r>
+            <w:r>
+              <w:rPr>
+                <w:rFonts w:ascii="Arial" w:hAnsi="Arial" w:cs="Arial"/>
+                <w:b w:val="0"/>
+                <w:i w:val="0"/>
+                <w:sz w:val="19"/>
+              </w:rPr>
+              <w:t xml:space="preserve">, </w:t>
+            </w:r>
+            <w:r>
+              <w:rPr>
+                <w:rFonts w:ascii="Arial" w:hAnsi="Arial" w:cs="Arial"/>
+                <w:b w:val="0"/>
+                <w:i w:val="0"/>
+                <w:sz w:val="19"/>
+              </w:rPr>
+              <w:t xml:space="preserve">y</w:t>
+            </w:r>
+            <w:r>
+              <w:rPr>
+                <w:rFonts w:ascii="Arial" w:hAnsi="Arial" w:cs="Arial"/>
+                <w:b w:val="0"/>
+                <w:i w:val="0"/>
+                <w:sz w:val="19"/>
+                <w:vertAlign w:val="subscript"/>
+              </w:rPr>
+              <w:t xml:space="preserve">test</w:t>
             </w:r>
           </w:p>
         </w:tc>
@@ -3532,7 +3654,63 @@
                 <w:i w:val="0"/>
                 <w:sz w:val="19"/>
               </w:rPr>
-              <w:t>model.fit(X_train, y_train)</w:t>
+              <w:t xml:space="preserve">model.fit(</w:t>
+            </w:r>
+            <w:r>
+              <w:rPr>
+                <w:rFonts w:ascii="Arial" w:hAnsi="Arial" w:cs="Arial"/>
+                <w:b w:val="0"/>
+                <w:i w:val="0"/>
+                <w:sz w:val="19"/>
+              </w:rPr>
+              <w:t xml:space="preserve">X</w:t>
+            </w:r>
+            <w:r>
+              <w:rPr>
+                <w:rFonts w:ascii="Arial" w:hAnsi="Arial" w:cs="Arial"/>
+                <w:b w:val="0"/>
+                <w:i w:val="0"/>
+                <w:sz w:val="19"/>
+                <w:vertAlign w:val="subscript"/>
+              </w:rPr>
+              <w:t xml:space="preserve">train</w:t>
+            </w:r>
+            <w:r>
+              <w:rPr>
+                <w:rFonts w:ascii="Arial" w:hAnsi="Arial" w:cs="Arial"/>
+                <w:b w:val="0"/>
+                <w:i w:val="0"/>
+                <w:sz w:val="19"/>
+              </w:rPr>
+              <w:t xml:space="preserve">, </w:t>
+            </w:r>
+            <w:r>
+              <w:rPr>
+                <w:rFonts w:ascii="Arial" w:hAnsi="Arial" w:cs="Arial"/>
+                <w:b w:val="0"/>
+                <w:i w:val="0"/>
+                <w:sz w:val="19"/>
+              </w:rPr>
+              <w:t xml:space="preserve">y</w:t>
+            </w:r>
+            <w:r>
+              <w:rPr>
+                <w:rFonts w:ascii="Arial" w:hAnsi="Arial" w:cs="Arial"/>
+                <w:b w:val="0"/>
+                <w:i w:val="0"/>
+                <w:sz w:val="19"/>
+                <w:vertAlign w:val="subscript"/>
+              </w:rPr>
+              <w:t xml:space="preserve">train</w:t>
+            </w:r>
+            <w:r>
+              <w:rPr>
+                <w:rFonts w:ascii="Arial" w:hAnsi="Arial" w:cs="Arial"/>
+                <w:b w:val="0"/>
+                <w:i w:val="0"/>
+                <w:sz w:val="19"/>
+              </w:rPr>
+              <w:t xml:space="preserve">)</w:t>
             </w:r>
           </w:p>
         </w:tc>
@@ -3667,7 +3845,35 @@
                 <w:i w:val="0"/>
                 <w:sz w:val="19"/>
               </w:rPr>
-              <w:t>Accuracy, F1, confusion matrix</w:t>
+              <w:t xml:space="preserve">Accuracy, </w:t>
+            </w:r>
+            <w:r>
+              <w:rPr>
+                <w:rFonts w:ascii="Arial" w:hAnsi="Arial" w:cs="Arial"/>
+                <w:b w:val="0"/>
+                <w:i w:val="0"/>
+                <w:sz w:val="19"/>
+              </w:rPr>
+              <w:t xml:space="preserve">F</w:t>
+            </w:r>
+            <w:r>
+              <w:rPr>
+                <w:rFonts w:ascii="Arial" w:hAnsi="Arial" w:cs="Arial"/>
+                <w:b w:val="0"/>
+                <w:i w:val="0"/>
+                <w:sz w:val="19"/>
+                <w:vertAlign w:val="subscript"/>
+              </w:rPr>
+              <w:t xml:space="preserve">1</w:t>
+            </w:r>
+            <w:r>
+              <w:rPr>
+                <w:rFonts w:ascii="Arial" w:hAnsi="Arial" w:cs="Arial"/>
+                <w:b w:val="0"/>
+                <w:i w:val="0"/>
+                <w:sz w:val="19"/>
+              </w:rPr>
+              <w:t xml:space="preserve">, confusion matrix</w:t>
             </w:r>
           </w:p>
         </w:tc>
@@ -3928,7 +4134,44 @@
           <w:i w:val="0"/>
           <w:sz w:val="22"/>
         </w:rPr>
-        <w:t>Pada benchmark CWRU bearing dataset (4 kondisi, ~10.000 sampel/kondisi, 21 fitur), Random Forest 100 tree mencapai accuracy 98,5% dan F1=0,97 (macro-average), jauh mengungguli pendekatan rule-based murni (sekitar 75%).</w:t>
+        <w:t xml:space="preserve">Pada benchmark CWRU bearing dataset (4 kondisi, ~10.000 sampel/kondisi, 21 fitur), Random Forest 100 tree mencapai accuracy 98,5% dan </w:t>
+      </w:r>
+      <w:r>
+        <w:rPr>
+          <w:rFonts w:ascii="Arial" w:hAnsi="Arial" w:cs="Arial"/>
+          <w:b w:val="0"/>
+          <w:i w:val="0"/>
+          <w:sz w:val="22"/>
+        </w:rPr>
+        <w:t xml:space="preserve">F</w:t>
+      </w:r>
+      <w:r>
+        <w:rPr>
+          <w:rFonts w:ascii="Arial" w:hAnsi="Arial" w:cs="Arial"/>
+          <w:b w:val="0"/>
+          <w:i w:val="0"/>
+          <w:sz w:val="22"/>
+          <w:vertAlign w:val="subscript"/>
+        </w:rPr>
+        <w:t xml:space="preserve">1</w:t>
+      </w:r>
+      <w:r>
+        <w:rPr>
+          <w:rFonts w:ascii="Arial" w:hAnsi="Arial" w:cs="Arial"/>
+          <w:b w:val="0"/>
+          <w:i w:val="0"/>
+          <w:sz w:val="22"/>
+        </w:rPr>
+        <w:t xml:space="preserve">=0,97 (macro-average), jauh mengungguli pendekatan rule-based murni (sekitar 75%).</w:t>
+      </w:r>
+      <w:r>
+        <w:rPr>
+          <w:rFonts w:ascii="Arial" w:hAnsi="Arial" w:cs="Arial"/>
+          <w:b w:val="0"/>
+          <w:i w:val="0"/>
+          <w:sz w:val="22"/>
+        </w:rPr>
+        <w:t xml:space="preserve"> Hubungan ini dirangkum dalam Persamaan (1).</w:t>
       </w:r>
     </w:p>
     <w:p>
@@ -3967,7 +4210,17 @@
           <w:color w:val="305496"/>
           <w:sz w:val="22"/>
         </w:rPr>
-        <w:t>Margin maximization      Kernel trick: K(x,y)=exp(-gamma||x-y||²) (RBF)      Hyperparameter C &amp; gamma      StandardScaler wajib      Pipeline anti-leakage</w:t>
+        <w:t xml:space="preserve">Margin maximization      Kernel trick: K(x,y)=exp(-γ||x-y||²) (RBF)      Hyperparameter C &amp; γ      StandardScaler wajib      Pipeline anti-leakage</w:t>
+      </w:r>
+      <w:r>
+        <w:rPr>
+          <w:rFonts w:ascii="Arial" w:hAnsi="Arial" w:cs="Arial"/>
+          <w:b/>
+          <w:i/>
+          <w:color w:val="305496"/>
+          <w:sz w:val="22"/>
+        </w:rPr>
+        <w:t xml:space="preserve">   (1)</w:t>
       </w:r>
     </w:p>
     <w:p>
@@ -4812,7 +5065,72 @@
           <w:i w:val="0"/>
           <w:sz w:val="22"/>
         </w:rPr>
-        <w:t>Benchmark CWRU 4-kelas: SVM RBF (C=10, gamma=scale) mencapai accuracy 97,2% dan F1=0,96, XGBoost (default) mencapai accuracy 98,8% dan F1=0,98, sedikit di atas Random Forest.</w:t>
+        <w:t xml:space="preserve">Benchmark CWRU 4-kelas: SVM RBF (C=10, γ=scale) mencapai accuracy 97,2% dan </w:t>
+      </w:r>
+      <w:r>
+        <w:rPr>
+          <w:rFonts w:ascii="Arial" w:hAnsi="Arial" w:cs="Arial"/>
+          <w:b w:val="0"/>
+          <w:i w:val="0"/>
+          <w:sz w:val="22"/>
+        </w:rPr>
+        <w:t xml:space="preserve">F</w:t>
+      </w:r>
+      <w:r>
+        <w:rPr>
+          <w:rFonts w:ascii="Arial" w:hAnsi="Arial" w:cs="Arial"/>
+          <w:b w:val="0"/>
+          <w:i w:val="0"/>
+          <w:sz w:val="22"/>
+          <w:vertAlign w:val="subscript"/>
+        </w:rPr>
+        <w:t xml:space="preserve">1</w:t>
+      </w:r>
+      <w:r>
+        <w:rPr>
+          <w:rFonts w:ascii="Arial" w:hAnsi="Arial" w:cs="Arial"/>
+          <w:b w:val="0"/>
+          <w:i w:val="0"/>
+          <w:sz w:val="22"/>
+        </w:rPr>
+        <w:t xml:space="preserve">=0,96, XGBoost (default) mencapai accuracy 98,8% dan </w:t>
+      </w:r>
+      <w:r>
+        <w:rPr>
+          <w:rFonts w:ascii="Arial" w:hAnsi="Arial" w:cs="Arial"/>
+          <w:b w:val="0"/>
+          <w:i w:val="0"/>
+          <w:sz w:val="22"/>
+        </w:rPr>
+        <w:t xml:space="preserve">F</w:t>
+      </w:r>
+      <w:r>
+        <w:rPr>
+          <w:rFonts w:ascii="Arial" w:hAnsi="Arial" w:cs="Arial"/>
+          <w:b w:val="0"/>
+          <w:i w:val="0"/>
+          <w:sz w:val="22"/>
+          <w:vertAlign w:val="subscript"/>
+        </w:rPr>
+        <w:t xml:space="preserve">1</w:t>
+      </w:r>
+      <w:r>
+        <w:rPr>
+          <w:rFonts w:ascii="Arial" w:hAnsi="Arial" w:cs="Arial"/>
+          <w:b w:val="0"/>
+          <w:i w:val="0"/>
+          <w:sz w:val="22"/>
+        </w:rPr>
+        <w:t xml:space="preserve">=0,98, sedikit di atas Random Forest.</w:t>
+      </w:r>
+      <w:r>
+        <w:rPr>
+          <w:rFonts w:ascii="Arial" w:hAnsi="Arial" w:cs="Arial"/>
+          <w:b w:val="0"/>
+          <w:i w:val="0"/>
+          <w:sz w:val="22"/>
+        </w:rPr>
+        <w:t xml:space="preserve"> Bentuk ringkasnya dituliskan pada Persamaan (2).</w:t>
       </w:r>
     </w:p>
     <w:p>
@@ -4852,6 +5170,16 @@
           <w:sz w:val="22"/>
         </w:rPr>
         <w:t>ROC curve &amp; AUC (0,5-1,0)      Stratified k-fold CV: mean +/- std      GridSearchCV exhaustive      class_weight='balanced'      Threshold tuning cost-sensitive</w:t>
+      </w:r>
+      <w:r>
+        <w:rPr>
+          <w:rFonts w:ascii="Arial" w:hAnsi="Arial" w:cs="Arial"/>
+          <w:b/>
+          <w:i/>
+          <w:color w:val="305496"/>
+          <w:sz w:val="22"/>
+        </w:rPr>
+        <w:t xml:space="preserve">   (2)</w:t>
       </w:r>
     </w:p>
     <w:p>
@@ -5811,7 +6139,7 @@
           <w:i w:val="0"/>
           <w:sz w:val="22"/>
         </w:rPr>
-        <w:t>`Pipeline([StandardScaler, SVC(C=1.0, kernel='rbf', gamma='scale', probability=True)])`; perbandingan ROC-AUC tiga model (Logistic Regression, Random Forest, SVM) via `roc_auc_score` dan `predict_proba`.</w:t>
+        <w:t xml:space="preserve">`Pipeline([StandardScaler, SVC(C=1.0, kernel='rbf', γ='scale', probability=True)])`; perbandingan ROC-AUC tiga model (Logistic Regression, Random Forest, SVM) via `roc_auc_score` dan `predict_proba`.</w:t>
       </w:r>
     </w:p>
     <w:p>
@@ -6102,7 +6430,38 @@
           <w:color w:val="333333"/>
           <w:sz w:val="21"/>
         </w:rPr>
-        <w:t>Model yang selalu memprediksi "healthy" sudah memberi accuracy 99% padahal gagal total mendeteksi fault; pakai recall/F1/AUC/balanced accuracy</w:t>
+        <w:t xml:space="preserve">Model yang selalu memprediksi "healthy" sudah memberi accuracy 99% padahal gagal total mendeteksi fault; pakai recall/</w:t>
+      </w:r>
+      <w:r>
+        <w:rPr>
+          <w:rFonts w:ascii="Arial" w:hAnsi="Arial" w:cs="Arial"/>
+          <w:b w:val="0"/>
+          <w:i w:val="0"/>
+          <w:color w:val="333333"/>
+          <w:sz w:val="21"/>
+        </w:rPr>
+        <w:t xml:space="preserve">F</w:t>
+      </w:r>
+      <w:r>
+        <w:rPr>
+          <w:rFonts w:ascii="Arial" w:hAnsi="Arial" w:cs="Arial"/>
+          <w:b w:val="0"/>
+          <w:i w:val="0"/>
+          <w:color w:val="333333"/>
+          <w:sz w:val="21"/>
+          <w:vertAlign w:val="subscript"/>
+        </w:rPr>
+        <w:t xml:space="preserve">1</w:t>
+      </w:r>
+      <w:r>
+        <w:rPr>
+          <w:rFonts w:ascii="Arial" w:hAnsi="Arial" w:cs="Arial"/>
+          <w:b w:val="0"/>
+          <w:i w:val="0"/>
+          <w:color w:val="333333"/>
+          <w:sz w:val="21"/>
+        </w:rPr>
+        <w:t xml:space="preserve">/AUC/balanced accuracy</w:t>
       </w:r>
     </w:p>
     <w:p>
@@ -7681,7 +8040,157 @@
           <w:i w:val="0"/>
           <w:sz w:val="22"/>
         </w:rPr>
-        <w:t>Catatan: recall (sensitivity)=TP/(TP+FN); specificity=TN/(TN+FP); balanced_acc=(recall+specificity)/2; Youden J=sensitivity+specificity-1; G-mean=akar(sensitivity x specificity); F-beta=(1+b^2).P.R/(b^2.P+R); class_weight balanced: w_kelas=n_samples/(n_classes x n_kelas).</w:t>
+        <w:t xml:space="preserve">Catatan: recall (sensitivity)=TP/(TP+FN); specificity=TN/(TN+FP); balanced_acc=(recall+specificity)/2; Youden J=sensitivity+specificity-1; G-mean=√(sensitivity x specificity); F-β=(1+b</w:t>
+      </w:r>
+      <w:r>
+        <w:rPr>
+          <w:rFonts w:ascii="Arial" w:hAnsi="Arial" w:cs="Arial"/>
+          <w:b w:val="0"/>
+          <w:i w:val="0"/>
+          <w:sz w:val="22"/>
+          <w:vertAlign w:val="superscript"/>
+        </w:rPr>
+        <w:t xml:space="preserve">2</w:t>
+      </w:r>
+      <w:r>
+        <w:rPr>
+          <w:rFonts w:ascii="Arial" w:hAnsi="Arial" w:cs="Arial"/>
+          <w:b w:val="0"/>
+          <w:i w:val="0"/>
+          <w:sz w:val="22"/>
+        </w:rPr>
+        <w:t xml:space="preserve">).P.R/(b</w:t>
+      </w:r>
+      <w:r>
+        <w:rPr>
+          <w:rFonts w:ascii="Arial" w:hAnsi="Arial" w:cs="Arial"/>
+          <w:b w:val="0"/>
+          <w:i w:val="0"/>
+          <w:sz w:val="22"/>
+          <w:vertAlign w:val="superscript"/>
+        </w:rPr>
+        <w:t xml:space="preserve">2</w:t>
+      </w:r>
+      <w:r>
+        <w:rPr>
+          <w:rFonts w:ascii="Arial" w:hAnsi="Arial" w:cs="Arial"/>
+          <w:b w:val="0"/>
+          <w:i w:val="0"/>
+          <w:sz w:val="22"/>
+        </w:rPr>
+        <w:t xml:space="preserve">.P+R); class_weight balanced: </w:t>
+      </w:r>
+      <w:r>
+        <w:rPr>
+          <w:rFonts w:ascii="Arial" w:hAnsi="Arial" w:cs="Arial"/>
+          <w:b w:val="0"/>
+          <w:i w:val="0"/>
+          <w:sz w:val="22"/>
+        </w:rPr>
+        <w:t xml:space="preserve">w</w:t>
+      </w:r>
+      <w:r>
+        <w:rPr>
+          <w:rFonts w:ascii="Arial" w:hAnsi="Arial" w:cs="Arial"/>
+          <w:b w:val="0"/>
+          <w:i w:val="0"/>
+          <w:sz w:val="22"/>
+          <w:vertAlign w:val="subscript"/>
+        </w:rPr>
+        <w:t xml:space="preserve">kelas</w:t>
+      </w:r>
+      <w:r>
+        <w:rPr>
+          <w:rFonts w:ascii="Arial" w:hAnsi="Arial" w:cs="Arial"/>
+          <w:b w:val="0"/>
+          <w:i w:val="0"/>
+          <w:sz w:val="22"/>
+        </w:rPr>
+        <w:t xml:space="preserve">=</w:t>
+      </w:r>
+      <w:r>
+        <w:rPr>
+          <w:rFonts w:ascii="Arial" w:hAnsi="Arial" w:cs="Arial"/>
+          <w:b w:val="0"/>
+          <w:i w:val="0"/>
+          <w:sz w:val="22"/>
+        </w:rPr>
+        <w:t xml:space="preserve">n</w:t>
+      </w:r>
+      <w:r>
+        <w:rPr>
+          <w:rFonts w:ascii="Arial" w:hAnsi="Arial" w:cs="Arial"/>
+          <w:b w:val="0"/>
+          <w:i w:val="0"/>
+          <w:sz w:val="22"/>
+          <w:vertAlign w:val="subscript"/>
+        </w:rPr>
+        <w:t xml:space="preserve">samples</w:t>
+      </w:r>
+      <w:r>
+        <w:rPr>
+          <w:rFonts w:ascii="Arial" w:hAnsi="Arial" w:cs="Arial"/>
+          <w:b w:val="0"/>
+          <w:i w:val="0"/>
+          <w:sz w:val="22"/>
+        </w:rPr>
+        <w:t xml:space="preserve">/(</w:t>
+      </w:r>
+      <w:r>
+        <w:rPr>
+          <w:rFonts w:ascii="Arial" w:hAnsi="Arial" w:cs="Arial"/>
+          <w:b w:val="0"/>
+          <w:i w:val="0"/>
+          <w:sz w:val="22"/>
+        </w:rPr>
+        <w:t xml:space="preserve">n</w:t>
+      </w:r>
+      <w:r>
+        <w:rPr>
+          <w:rFonts w:ascii="Arial" w:hAnsi="Arial" w:cs="Arial"/>
+          <w:b w:val="0"/>
+          <w:i w:val="0"/>
+          <w:sz w:val="22"/>
+          <w:vertAlign w:val="subscript"/>
+        </w:rPr>
+        <w:t xml:space="preserve">classes</w:t>
+      </w:r>
+      <w:r>
+        <w:rPr>
+          <w:rFonts w:ascii="Arial" w:hAnsi="Arial" w:cs="Arial"/>
+          <w:b w:val="0"/>
+          <w:i w:val="0"/>
+          <w:sz w:val="22"/>
+        </w:rPr>
+        <w:t xml:space="preserve"> x </w:t>
+      </w:r>
+      <w:r>
+        <w:rPr>
+          <w:rFonts w:ascii="Arial" w:hAnsi="Arial" w:cs="Arial"/>
+          <w:b w:val="0"/>
+          <w:i w:val="0"/>
+          <w:sz w:val="22"/>
+        </w:rPr>
+        <w:t xml:space="preserve">n</w:t>
+      </w:r>
+      <w:r>
+        <w:rPr>
+          <w:rFonts w:ascii="Arial" w:hAnsi="Arial" w:cs="Arial"/>
+          <w:b w:val="0"/>
+          <w:i w:val="0"/>
+          <w:sz w:val="22"/>
+          <w:vertAlign w:val="subscript"/>
+        </w:rPr>
+        <w:t xml:space="preserve">kelas</w:t>
+      </w:r>
+      <w:r>
+        <w:rPr>
+          <w:rFonts w:ascii="Arial" w:hAnsi="Arial" w:cs="Arial"/>
+          <w:b w:val="0"/>
+          <w:i w:val="0"/>
+          <w:sz w:val="22"/>
+        </w:rPr>
+        <w:t xml:space="preserve">).</w:t>
       </w:r>
     </w:p>
     <w:p>
@@ -8005,7 +8514,63 @@
           <w:i w:val="0"/>
           <w:sz w:val="22"/>
         </w:rPr>
-        <w:t>Hitung F2-score (menekankan recall) untuk precision=0,75, recall=0,60. Formula: F2=5.P.R/(4.P+R).</w:t>
+        <w:t xml:space="preserve">Hitung </w:t>
+      </w:r>
+      <w:r>
+        <w:rPr>
+          <w:rFonts w:ascii="Arial" w:hAnsi="Arial" w:cs="Arial"/>
+          <w:b w:val="0"/>
+          <w:i w:val="0"/>
+          <w:sz w:val="22"/>
+        </w:rPr>
+        <w:t xml:space="preserve">F</w:t>
+      </w:r>
+      <w:r>
+        <w:rPr>
+          <w:rFonts w:ascii="Arial" w:hAnsi="Arial" w:cs="Arial"/>
+          <w:b w:val="0"/>
+          <w:i w:val="0"/>
+          <w:sz w:val="22"/>
+          <w:vertAlign w:val="subscript"/>
+        </w:rPr>
+        <w:t xml:space="preserve">2</w:t>
+      </w:r>
+      <w:r>
+        <w:rPr>
+          <w:rFonts w:ascii="Arial" w:hAnsi="Arial" w:cs="Arial"/>
+          <w:b w:val="0"/>
+          <w:i w:val="0"/>
+          <w:sz w:val="22"/>
+        </w:rPr>
+        <w:t xml:space="preserve">-score (menekankan recall) untuk precision=0,75, recall=0,60. Formula: </w:t>
+      </w:r>
+      <w:r>
+        <w:rPr>
+          <w:rFonts w:ascii="Arial" w:hAnsi="Arial" w:cs="Arial"/>
+          <w:b w:val="0"/>
+          <w:i w:val="0"/>
+          <w:sz w:val="22"/>
+        </w:rPr>
+        <w:t xml:space="preserve">F</w:t>
+      </w:r>
+      <w:r>
+        <w:rPr>
+          <w:rFonts w:ascii="Arial" w:hAnsi="Arial" w:cs="Arial"/>
+          <w:b w:val="0"/>
+          <w:i w:val="0"/>
+          <w:sz w:val="22"/>
+          <w:vertAlign w:val="subscript"/>
+        </w:rPr>
+        <w:t xml:space="preserve">2</w:t>
+      </w:r>
+      <w:r>
+        <w:rPr>
+          <w:rFonts w:ascii="Arial" w:hAnsi="Arial" w:cs="Arial"/>
+          <w:b w:val="0"/>
+          <w:i w:val="0"/>
+          <w:sz w:val="22"/>
+        </w:rPr>
+        <w:t xml:space="preserve">=5.P.R/(4.P+R).</w:t>
       </w:r>
     </w:p>
     <w:p>
@@ -8041,7 +8606,7 @@
           <w:color w:val="333333"/>
           <w:sz w:val="21"/>
         </w:rPr>
-        <w:t>Substitusi P dan R ke formula F-beta dengan beta=2.</w:t>
+        <w:t xml:space="preserve">Substitusi P dan R ke formula F-β dengan β=2.</w:t>
       </w:r>
     </w:p>
     <w:p>
@@ -8125,7 +8690,91 @@
           <w:i w:val="0"/>
           <w:sz w:val="22"/>
         </w:rPr>
-        <w:t>Untuk 1000 sampel, 2 kelas, minoritas 50 sampel, hitung bobot kelas minoritas ala class_weight='balanced'=n_samples/(n_classes x n_minority).</w:t>
+        <w:t xml:space="preserve">Untuk 1000 sampel, 2 kelas, minoritas 50 sampel, hitung bobot kelas minoritas ala class_weight='balanced'=</w:t>
+      </w:r>
+      <w:r>
+        <w:rPr>
+          <w:rFonts w:ascii="Arial" w:hAnsi="Arial" w:cs="Arial"/>
+          <w:b w:val="0"/>
+          <w:i w:val="0"/>
+          <w:sz w:val="22"/>
+        </w:rPr>
+        <w:t xml:space="preserve">n</w:t>
+      </w:r>
+      <w:r>
+        <w:rPr>
+          <w:rFonts w:ascii="Arial" w:hAnsi="Arial" w:cs="Arial"/>
+          <w:b w:val="0"/>
+          <w:i w:val="0"/>
+          <w:sz w:val="22"/>
+          <w:vertAlign w:val="subscript"/>
+        </w:rPr>
+        <w:t xml:space="preserve">samples</w:t>
+      </w:r>
+      <w:r>
+        <w:rPr>
+          <w:rFonts w:ascii="Arial" w:hAnsi="Arial" w:cs="Arial"/>
+          <w:b w:val="0"/>
+          <w:i w:val="0"/>
+          <w:sz w:val="22"/>
+        </w:rPr>
+        <w:t xml:space="preserve">/(</w:t>
+      </w:r>
+      <w:r>
+        <w:rPr>
+          <w:rFonts w:ascii="Arial" w:hAnsi="Arial" w:cs="Arial"/>
+          <w:b w:val="0"/>
+          <w:i w:val="0"/>
+          <w:sz w:val="22"/>
+        </w:rPr>
+        <w:t xml:space="preserve">n</w:t>
+      </w:r>
+      <w:r>
+        <w:rPr>
+          <w:rFonts w:ascii="Arial" w:hAnsi="Arial" w:cs="Arial"/>
+          <w:b w:val="0"/>
+          <w:i w:val="0"/>
+          <w:sz w:val="22"/>
+          <w:vertAlign w:val="subscript"/>
+        </w:rPr>
+        <w:t xml:space="preserve">classes</w:t>
+      </w:r>
+      <w:r>
+        <w:rPr>
+          <w:rFonts w:ascii="Arial" w:hAnsi="Arial" w:cs="Arial"/>
+          <w:b w:val="0"/>
+          <w:i w:val="0"/>
+          <w:sz w:val="22"/>
+        </w:rPr>
+        <w:t xml:space="preserve"> x </w:t>
+      </w:r>
+      <w:r>
+        <w:rPr>
+          <w:rFonts w:ascii="Arial" w:hAnsi="Arial" w:cs="Arial"/>
+          <w:b w:val="0"/>
+          <w:i w:val="0"/>
+          <w:sz w:val="22"/>
+        </w:rPr>
+        <w:t xml:space="preserve">n</w:t>
+      </w:r>
+      <w:r>
+        <w:rPr>
+          <w:rFonts w:ascii="Arial" w:hAnsi="Arial" w:cs="Arial"/>
+          <w:b w:val="0"/>
+          <w:i w:val="0"/>
+          <w:sz w:val="22"/>
+          <w:vertAlign w:val="subscript"/>
+        </w:rPr>
+        <w:t xml:space="preserve">minority</w:t>
+      </w:r>
+      <w:r>
+        <w:rPr>
+          <w:rFonts w:ascii="Arial" w:hAnsi="Arial" w:cs="Arial"/>
+          <w:b w:val="0"/>
+          <w:i w:val="0"/>
+          <w:sz w:val="22"/>
+        </w:rPr>
+        <w:t xml:space="preserve">).</w:t>
       </w:r>
     </w:p>
     <w:p>
@@ -8245,7 +8894,7 @@
           <w:i w:val="0"/>
           <w:sz w:val="22"/>
         </w:rPr>
-        <w:t>Hitung G-mean=akar(sensitivity x specificity) untuk TP=80, FP=10, TN=85, FN=5.</w:t>
+        <w:t xml:space="preserve">Hitung G-mean=√(sensitivity x specificity) untuk TP=80, FP=10, TN=85, FN=5.</w:t>
       </w:r>
     </w:p>
     <w:p>
@@ -8432,7 +9081,7 @@
           <w:color w:val="333333"/>
           <w:sz w:val="21"/>
         </w:rPr>
-        <w:t>Untuk tiap threshold t, prediksi positif bila skor&gt;=t; hitung TPR-FPR; ambil maksimum.</w:t>
+        <w:t xml:space="preserve">Untuk tiap threshold t, prediksi positif bila skor≥t; hitung TPR-FPR; ambil maksimum.</w:t>
       </w:r>
     </w:p>
     <w:p>
@@ -8516,7 +9165,7 @@
           <w:i w:val="0"/>
           <w:sz w:val="22"/>
         </w:rPr>
-        <w:t>Precision pada recall tinggi: dengan skor dan label dari soal ROC-AUC (positif=label 1, negatif=label 0, seed 42), urutkan skor menurun, lalu hitung precision pada titik pertama dimana recall&gt;=0,9.</w:t>
+        <w:t xml:space="preserve">Precision pada recall tinggi: dengan skor dan label dari soal ROC-AUC (positif=label 1, negatif=label 0, seed 42), urutkan skor menurun, lalu hitung precision pada titik pertama dimana recall≥0,9.</w:t>
       </w:r>
     </w:p>
     <w:p>
@@ -8552,7 +9201,7 @@
           <w:color w:val="333333"/>
           <w:sz w:val="21"/>
         </w:rPr>
-        <w:t>Urut skor menurun, akumulasi TP/FP, cari recall pertama &gt;=0,9, ambil precision di titik itu.</w:t>
+        <w:t xml:space="preserve">Urut skor menurun, akumulasi TP/FP, cari recall pertama ≥0,9, ambil precision di titik itu.</w:t>
       </w:r>
     </w:p>
     <w:p>
@@ -8612,7 +9261,38 @@
           <w:color w:val="333333"/>
           <w:sz w:val="21"/>
         </w:rPr>
-        <w:t>Untuk tiap threshold hitung precision, recall, lalu F1; ambil maksimum.</w:t>
+        <w:t xml:space="preserve">Untuk tiap threshold hitung precision, recall, lalu </w:t>
+      </w:r>
+      <w:r>
+        <w:rPr>
+          <w:rFonts w:ascii="Arial" w:hAnsi="Arial" w:cs="Arial"/>
+          <w:b w:val="0"/>
+          <w:i w:val="0"/>
+          <w:color w:val="333333"/>
+          <w:sz w:val="21"/>
+        </w:rPr>
+        <w:t xml:space="preserve">F</w:t>
+      </w:r>
+      <w:r>
+        <w:rPr>
+          <w:rFonts w:ascii="Arial" w:hAnsi="Arial" w:cs="Arial"/>
+          <w:b w:val="0"/>
+          <w:i w:val="0"/>
+          <w:color w:val="333333"/>
+          <w:sz w:val="21"/>
+          <w:vertAlign w:val="subscript"/>
+        </w:rPr>
+        <w:t xml:space="preserve">1</w:t>
+      </w:r>
+      <w:r>
+        <w:rPr>
+          <w:rFonts w:ascii="Arial" w:hAnsi="Arial" w:cs="Arial"/>
+          <w:b w:val="0"/>
+          <w:i w:val="0"/>
+          <w:color w:val="333333"/>
+          <w:sz w:val="21"/>
+        </w:rPr>
+        <w:t xml:space="preserve">; ambil maksimum.</w:t>
       </w:r>
     </w:p>
     <w:p>
@@ -8775,7 +9455,7 @@
           <w:i w:val="0"/>
           <w:sz w:val="22"/>
         </w:rPr>
-        <w:t>Nguyen, T. T., Phi, B. P., Tran, V. T., Nguyen, V.-T., &amp; Nguyen, V. T. T. (2025). Three-stage optimization of surface finish in WEDM of D2 tool steel via Taguchi design and ANOVA analysis. Metals, 15(6), 682.</w:t>
+        <w:t xml:space="preserve">Nguyen, T. T., Φ, B. P., Tran, V. T., Nguyen, V.-T., &amp; Nguyen, V. T. T. (2025). Three-stage optimization of surface finish in WEDM of D2 tool steel via Taguchi design and ANOVA analysis. Metals, 15(6), 682.</w:t>
       </w:r>
       <w:r>
         <w:rPr>

--- a/Optimalisasi-dan-Automasi/Modul-Word/Modul-14-Random-Forest-SVM-dan-Hyperparameter-Tuning.docx
+++ b/Optimalisasi-dan-Automasi/Modul-Word/Modul-14-Random-Forest-SVM-dan-Hyperparameter-Tuning.docx
@@ -3654,63 +3654,7 @@
                 <w:i w:val="0"/>
                 <w:sz w:val="19"/>
               </w:rPr>
-              <w:t xml:space="preserve">model.fit(</w:t>
-            </w:r>
-            <w:r>
-              <w:rPr>
-                <w:rFonts w:ascii="Arial" w:hAnsi="Arial" w:cs="Arial"/>
-                <w:b w:val="0"/>
-                <w:i w:val="0"/>
-                <w:sz w:val="19"/>
-              </w:rPr>
-              <w:t xml:space="preserve">X</w:t>
-            </w:r>
-            <w:r>
-              <w:rPr>
-                <w:rFonts w:ascii="Arial" w:hAnsi="Arial" w:cs="Arial"/>
-                <w:b w:val="0"/>
-                <w:i w:val="0"/>
-                <w:sz w:val="19"/>
-                <w:vertAlign w:val="subscript"/>
-              </w:rPr>
-              <w:t xml:space="preserve">train</w:t>
-            </w:r>
-            <w:r>
-              <w:rPr>
-                <w:rFonts w:ascii="Arial" w:hAnsi="Arial" w:cs="Arial"/>
-                <w:b w:val="0"/>
-                <w:i w:val="0"/>
-                <w:sz w:val="19"/>
-              </w:rPr>
-              <w:t xml:space="preserve">, </w:t>
-            </w:r>
-            <w:r>
-              <w:rPr>
-                <w:rFonts w:ascii="Arial" w:hAnsi="Arial" w:cs="Arial"/>
-                <w:b w:val="0"/>
-                <w:i w:val="0"/>
-                <w:sz w:val="19"/>
-              </w:rPr>
-              <w:t xml:space="preserve">y</w:t>
-            </w:r>
-            <w:r>
-              <w:rPr>
-                <w:rFonts w:ascii="Arial" w:hAnsi="Arial" w:cs="Arial"/>
-                <w:b w:val="0"/>
-                <w:i w:val="0"/>
-                <w:sz w:val="19"/>
-                <w:vertAlign w:val="subscript"/>
-              </w:rPr>
-              <w:t xml:space="preserve">train</w:t>
-            </w:r>
-            <w:r>
-              <w:rPr>
-                <w:rFonts w:ascii="Arial" w:hAnsi="Arial" w:cs="Arial"/>
-                <w:b w:val="0"/>
-                <w:i w:val="0"/>
-                <w:sz w:val="19"/>
-              </w:rPr>
-              <w:t xml:space="preserve">)</w:t>
+              <w:t>model.fit(X_train, y_train)</w:t>
             </w:r>
           </w:p>
         </w:tc>

--- a/Optimalisasi-dan-Automasi/Modul-Word/Modul-14-Random-Forest-SVM-dan-Hyperparameter-Tuning.docx
+++ b/Optimalisasi-dan-Automasi/Modul-Word/Modul-14-Random-Forest-SVM-dan-Hyperparameter-Tuning.docx
@@ -2802,6 +2802,15 @@
         </w:rPr>
         <w:t>Setelah pertemuan ini mahasiswa dapat: menjelaskan cara kerja Random Forest (bagging, voting) dan SVM kernel RBF; membangun Pipeline anti-leakage; menginterpretasikan kurva ROC-AUC; serta melakukan hyperparameter tuning dengan k-fold cross-validation dan GridSearchCV.</w:t>
       </w:r>
+      <w:r>
+        <w:rPr>
+          <w:rFonts w:ascii="Arial" w:hAnsi="Arial" w:cs="Arial"/>
+          <w:b w:val="0"/>
+          <w:i w:val="0"/>
+          <w:sz w:val="22"/>
+        </w:rPr>
+        <w:t xml:space="preserve"> Hubungan ini dirangkum dalam Persamaan (1).</w:t>
+      </w:r>
     </w:p>
     <w:p>
       <w:pPr>
@@ -2840,6 +2849,16 @@
           <w:sz w:val="22"/>
         </w:rPr>
         <w:t xml:space="preserve">Bootstrap sampling      Random feature subset (√(n))      Majority voting      n_estimators      feature_importances_      Out-of-bag (OOB) error</w:t>
+      </w:r>
+      <w:r>
+        <w:rPr>
+          <w:rFonts w:ascii="Arial" w:hAnsi="Arial" w:cs="Arial"/>
+          <w:b/>
+          <w:i/>
+          <w:color w:val="305496"/>
+          <w:sz w:val="22"/>
+        </w:rPr>
+        <w:t xml:space="preserve">   (1)</w:t>
       </w:r>
     </w:p>
     <w:p>
@@ -4115,7 +4134,7 @@
           <w:i w:val="0"/>
           <w:sz w:val="22"/>
         </w:rPr>
-        <w:t xml:space="preserve"> Hubungan ini dirangkum dalam Persamaan (1).</w:t>
+        <w:t xml:space="preserve"> Bentuk ringkasnya dituliskan pada Persamaan (2).</w:t>
       </w:r>
     </w:p>
     <w:p>
@@ -4164,7 +4183,7 @@
           <w:color w:val="305496"/>
           <w:sz w:val="22"/>
         </w:rPr>
-        <w:t xml:space="preserve">   (1)</w:t>
+        <w:t xml:space="preserve">   (2)</w:t>
       </w:r>
     </w:p>
     <w:p>
@@ -5074,7 +5093,7 @@
           <w:i w:val="0"/>
           <w:sz w:val="22"/>
         </w:rPr>
-        <w:t xml:space="preserve"> Bentuk ringkasnya dituliskan pada Persamaan (2).</w:t>
+        <w:t xml:space="preserve"> Persamaan (3) memadatkan aturan tersebut.</w:t>
       </w:r>
     </w:p>
     <w:p>
@@ -5123,7 +5142,7 @@
           <w:color w:val="305496"/>
           <w:sz w:val="22"/>
         </w:rPr>
-        <w:t xml:space="preserve">   (2)</w:t>
+        <w:t xml:space="preserve">   (3)</w:t>
       </w:r>
     </w:p>
     <w:p>

--- a/Optimalisasi-dan-Automasi/Modul-Word/Modul-14-Random-Forest-SVM-dan-Hyperparameter-Tuning.docx
+++ b/Optimalisasi-dan-Automasi/Modul-Word/Modul-14-Random-Forest-SVM-dan-Hyperparameter-Tuning.docx
@@ -2837,8 +2837,11 @@
     </w:p>
     <w:p>
       <w:pPr>
+        <w:tabs>
+          <w:tab w:val="center" w:pos="4393"/>
+          <w:tab w:val="right" w:pos="8787"/>
+        </w:tabs>
         <w:spacing w:before="40" w:after="120"/>
-        <w:jc w:val="center"/>
       </w:pPr>
       <w:r>
         <w:rPr>
@@ -2848,7 +2851,7 @@
           <w:color w:val="305496"/>
           <w:sz w:val="22"/>
         </w:rPr>
-        <w:t xml:space="preserve">Bootstrap sampling      Random feature subset (√(n))      Majority voting      n_estimators      feature_importances_      Out-of-bag (OOB) error</w:t>
+        <w:tab/>
       </w:r>
       <w:r>
         <w:rPr>
@@ -2858,7 +2861,18 @@
           <w:color w:val="305496"/>
           <w:sz w:val="22"/>
         </w:rPr>
-        <w:t xml:space="preserve">   (1)</w:t>
+        <w:t xml:space="preserve">Bootstrap sampling      Random feature subset (√(n))      Majority voting      n_estimators      feature_importances_      Out-of-bag (OOB) error</w:t>
+      </w:r>
+      <w:r>
+        <w:rPr>
+          <w:rFonts w:ascii="Arial" w:hAnsi="Arial" w:cs="Arial"/>
+          <w:b/>
+          <w:i/>
+          <w:color w:val="305496"/>
+          <w:sz w:val="22"/>
+        </w:rPr>
+        <w:tab/>
+        <w:t xml:space="preserve">(1)</w:t>
       </w:r>
     </w:p>
     <w:p>
@@ -4162,8 +4176,11 @@
     </w:p>
     <w:p>
       <w:pPr>
+        <w:tabs>
+          <w:tab w:val="center" w:pos="4393"/>
+          <w:tab w:val="right" w:pos="8787"/>
+        </w:tabs>
         <w:spacing w:before="40" w:after="120"/>
-        <w:jc w:val="center"/>
       </w:pPr>
       <w:r>
         <w:rPr>
@@ -4173,7 +4190,7 @@
           <w:color w:val="305496"/>
           <w:sz w:val="22"/>
         </w:rPr>
-        <w:t xml:space="preserve">Margin maximization      Kernel trick: K(x,y)=exp(-γ||x-y||²) (RBF)      Hyperparameter C &amp; γ      StandardScaler wajib      Pipeline anti-leakage</w:t>
+        <w:tab/>
       </w:r>
       <w:r>
         <w:rPr>
@@ -4183,7 +4200,18 @@
           <w:color w:val="305496"/>
           <w:sz w:val="22"/>
         </w:rPr>
-        <w:t xml:space="preserve">   (2)</w:t>
+        <w:t xml:space="preserve">Margin maximization      Kernel trick: K(x,y)=exp(-γ||x-y||²) (RBF)      Hyperparameter C &amp; γ      StandardScaler wajib      Pipeline anti-leakage</w:t>
+      </w:r>
+      <w:r>
+        <w:rPr>
+          <w:rFonts w:ascii="Arial" w:hAnsi="Arial" w:cs="Arial"/>
+          <w:b/>
+          <w:i/>
+          <w:color w:val="305496"/>
+          <w:sz w:val="22"/>
+        </w:rPr>
+        <w:tab/>
+        <w:t xml:space="preserve">(2)</w:t>
       </w:r>
     </w:p>
     <w:p>
@@ -5121,8 +5149,11 @@
     </w:p>
     <w:p>
       <w:pPr>
+        <w:tabs>
+          <w:tab w:val="center" w:pos="4393"/>
+          <w:tab w:val="right" w:pos="8787"/>
+        </w:tabs>
         <w:spacing w:before="40" w:after="120"/>
-        <w:jc w:val="center"/>
       </w:pPr>
       <w:r>
         <w:rPr>
@@ -5132,7 +5163,7 @@
           <w:color w:val="305496"/>
           <w:sz w:val="22"/>
         </w:rPr>
-        <w:t>ROC curve &amp; AUC (0,5-1,0)      Stratified k-fold CV: mean +/- std      GridSearchCV exhaustive      class_weight='balanced'      Threshold tuning cost-sensitive</w:t>
+        <w:tab/>
       </w:r>
       <w:r>
         <w:rPr>
@@ -5142,7 +5173,18 @@
           <w:color w:val="305496"/>
           <w:sz w:val="22"/>
         </w:rPr>
-        <w:t xml:space="preserve">   (3)</w:t>
+        <w:t>ROC curve &amp; AUC (0,5-1,0)      Stratified k-fold CV: mean +/- std      GridSearchCV exhaustive      class_weight='balanced'      Threshold tuning cost-sensitive</w:t>
+      </w:r>
+      <w:r>
+        <w:rPr>
+          <w:rFonts w:ascii="Arial" w:hAnsi="Arial" w:cs="Arial"/>
+          <w:b/>
+          <w:i/>
+          <w:color w:val="305496"/>
+          <w:sz w:val="22"/>
+        </w:rPr>
+        <w:tab/>
+        <w:t xml:space="preserve">(3)</w:t>
       </w:r>
     </w:p>
     <w:p>

--- a/Optimalisasi-dan-Automasi/Modul-Word/Modul-14-Random-Forest-SVM-dan-Hyperparameter-Tuning.docx
+++ b/Optimalisasi-dan-Automasi/Modul-Word/Modul-14-Random-Forest-SVM-dan-Hyperparameter-Tuning.docx
@@ -2579,45 +2579,65 @@
     <w:p>
       <w:pPr>
         <w:pBdr>
-          <w:top w:val="single" w:sz="8" w:space="6" w:color="2E9E6B"/>
-          <w:left w:val="single" w:sz="8" w:space="6" w:color="2E9E6B"/>
-          <w:bottom w:val="single" w:sz="8" w:space="6" w:color="2E9E6B"/>
-          <w:right w:val="single" w:sz="8" w:space="6" w:color="2E9E6B"/>
+          <w:top w:val="single" w:sz="6" w:space="10" w:color="BFE3D0"/>
+          <w:left w:val="single" w:sz="24" w:space="12" w:color="1F7A55"/>
+          <w:bottom w:val="single" w:sz="6" w:space="10" w:color="BFE3D0"/>
+          <w:right w:val="single" w:sz="6" w:space="10" w:color="BFE3D0"/>
         </w:pBdr>
-        <w:shd w:val="clear" w:fill="EAF7F0"/>
-        <w:spacing w:before="80" w:after="240"/>
-      </w:pPr>
-      <w:r>
-        <w:rPr>
-          <w:rFonts w:ascii="Arial" w:hAnsi="Arial" w:cs="Arial"/>
-          <w:b/>
-          <w:i w:val="0"/>
-          <w:color w:val="1F3864"/>
-          <w:sz w:val="21"/>
-        </w:rPr>
-        <w:t xml:space="preserve">🔗 Modul Interaktif: </w:t>
+        <w:shd w:val="clear" w:fill="F1FAF5"/>
+        <w:spacing w:before="140" w:after="60" w:line="264" w:lineRule="auto"/>
+        <w:ind w:left="170" w:right="170"/>
+        <w:jc w:val="left"/>
+      </w:pPr>
+      <w:r>
+        <w:rPr>
+          <w:rFonts w:ascii="Arial" w:hAnsi="Arial" w:cs="Arial"/>
+          <w:b/>
+          <w:i w:val="0"/>
+          <w:color w:val="1F7A55"/>
+          <w:sz w:val="17"/>
+          <w:spacing w:val="30"/>
+        </w:rPr>
+        <w:t xml:space="preserve">🔗 MODUL INTERAKTIF</w:t>
+      </w:r>
+      <w:r>
+        <w:br/>
       </w:r>
       <w:hyperlink r:id="rId19">
         <w:r>
           <w:rPr>
             <w:rFonts w:ascii="Arial" w:hAnsi="Arial" w:cs="Arial"/>
-            <w:sz w:val="22"/>
+            <w:b/>
             <w:color w:val="0563C1"/>
+            <w:sz w:val="20"/>
             <w:u w:val="single"/>
-            <w:b/>
           </w:rPr>
           <w:t xml:space="preserve">https://dedik-romahadi.github.io/Mechanical-Engineering-Courses/Optimalisasi-dan-Automasi/Modul/Modul-14.html</w:t>
         </w:r>
       </w:hyperlink>
-      <w:r>
-        <w:rPr>
-          <w:rFonts w:ascii="Arial" w:hAnsi="Arial" w:cs="Arial"/>
-          <w:b w:val="0"/>
-          <w:i w:val="0"/>
-          <w:color w:val="333333"/>
-          <w:sz w:val="20"/>
-        </w:rPr>
-        <w:t>. Pada layar masuk, pilih tombol “👁️ Mode Preview (Tanpa Login)” untuk melihat modul lengkap (animasi, kalkulator interaktif, editor kode Python langsung di browser) tanpa perlu akun. Soal pada Mode Preview bersifat tampilan saja; jawaban benar/salah dan poin tidak aktif.</w:t>
+    </w:p>
+    <w:p>
+      <w:pPr>
+        <w:pBdr>
+          <w:top w:val="single" w:sz="6" w:space="10" w:color="BFE3D0"/>
+          <w:left w:val="single" w:sz="24" w:space="12" w:color="1F7A55"/>
+          <w:bottom w:val="single" w:sz="6" w:space="10" w:color="BFE3D0"/>
+          <w:right w:val="single" w:sz="6" w:space="10" w:color="BFE3D0"/>
+        </w:pBdr>
+        <w:shd w:val="clear" w:fill="F1FAF5"/>
+        <w:spacing w:before="0" w:after="140" w:line="264" w:lineRule="auto"/>
+        <w:ind w:left="170" w:right="170"/>
+        <w:jc w:val="left"/>
+      </w:pPr>
+      <w:r>
+        <w:rPr>
+          <w:rFonts w:ascii="Arial" w:hAnsi="Arial" w:cs="Arial"/>
+          <w:b w:val="0"/>
+          <w:i w:val="0"/>
+          <w:color w:val="44525F"/>
+          <w:sz w:val="19"/>
+        </w:rPr>
+        <w:t xml:space="preserve">Pada layar masuk, pilih tombol “👁️ Mode Preview (Tanpa Login)” untuk melihat modul lengkap (animasi, kalkulator interaktif, editor kode Python langsung di browser) tanpa perlu akun. Soal pada Mode Preview bersifat tampilan saja; jawaban benar/salah dan poin tidak aktif.</w:t>
       </w:r>
     </w:p>
     <w:p>
